--- a/docs/_build/html/_downloads/95fe6a9005fbe70296fc15c43ae4ad73/ANTEPROYECTO.docx
+++ b/docs/_build/html/_downloads/95fe6a9005fbe70296fc15c43ae4ad73/ANTEPROYECTO.docx
@@ -5,14 +5,128 @@
     <w:p>
       <w:pPr>
         <w:pStyle w:val="Standard"/>
-        <w:tabs>
-          <w:tab w:val="clear" w:pos="3068"/>
-        </w:tabs>
-        <w:rPr>
-          <w:rFonts w:cs="Times New Roman"/>
-          <w:szCs w:val="22"/>
-        </w:rPr>
-      </w:pPr>
+        <w:ind w:firstLine="0"/>
+        <w:jc w:val="center"/>
+      </w:pPr>
+      <w:bookmarkStart w:id="0" w:name="_Hlk181382875"/>
+      <w:r>
+        <w:rPr>
+          <w:rFonts w:cs="Times New Roman"/>
+          <w:b/>
+          <w:bCs/>
+          <w:color w:val="FF0000"/>
+        </w:rPr>
+        <w:t>Título del Anteproyecto</w:t>
+      </w:r>
+      <w:r>
+        <w:rPr>
+          <w:rFonts w:cs="Times New Roman"/>
+          <w:b/>
+          <w:bCs/>
+          <w:color w:val="FF0000"/>
+        </w:rPr>
+        <w:t>:</w:t>
+      </w:r>
+      <w:r>
+        <w:rPr>
+          <w:rFonts w:cs="Times New Roman"/>
+          <w:b/>
+          <w:bCs/>
+          <w:color w:val="FF0000"/>
+        </w:rPr>
+        <w:t xml:space="preserve"> ¿Qué se quiere trabajar? (</w:t>
+      </w:r>
+      <w:r>
+        <w:rPr>
+          <w:rFonts w:cs="Times New Roman"/>
+          <w:b/>
+          <w:bCs/>
+          <w:color w:val="FF0000"/>
+        </w:rPr>
+        <w:t>idea de proyecto</w:t>
+      </w:r>
+      <w:r>
+        <w:rPr>
+          <w:rFonts w:cs="Times New Roman"/>
+          <w:b/>
+          <w:bCs/>
+          <w:color w:val="FF0000"/>
+        </w:rPr>
+        <w:t>), ¿Cómo se trabajará? (</w:t>
+      </w:r>
+      <w:r>
+        <w:rPr>
+          <w:rFonts w:cs="Times New Roman"/>
+          <w:b/>
+          <w:bCs/>
+          <w:color w:val="FF0000"/>
+        </w:rPr>
+        <w:t>T</w:t>
+      </w:r>
+      <w:r>
+        <w:rPr>
+          <w:rFonts w:cs="Times New Roman"/>
+          <w:b/>
+          <w:bCs/>
+          <w:color w:val="FF0000"/>
+        </w:rPr>
+        <w:t>ecnología a usar),</w:t>
+      </w:r>
+      <w:r>
+        <w:rPr>
+          <w:rFonts w:cs="Times New Roman"/>
+          <w:b/>
+          <w:bCs/>
+          <w:color w:val="FF0000"/>
+        </w:rPr>
+        <w:t xml:space="preserve"> </w:t>
+      </w:r>
+      <w:r>
+        <w:rPr>
+          <w:rFonts w:cs="Times New Roman"/>
+          <w:b/>
+          <w:bCs/>
+          <w:color w:val="FF0000"/>
+        </w:rPr>
+        <w:t>¿Para qué se trabajará?</w:t>
+      </w:r>
+      <w:r>
+        <w:rPr>
+          <w:rFonts w:cs="Times New Roman"/>
+          <w:b/>
+          <w:bCs/>
+          <w:color w:val="FF0000"/>
+        </w:rPr>
+        <w:t xml:space="preserve"> (Solución a problemática institucional)</w:t>
+      </w:r>
+      <w:r>
+        <w:rPr>
+          <w:rFonts w:cs="Times New Roman"/>
+          <w:b/>
+          <w:bCs/>
+          <w:color w:val="FF0000"/>
+        </w:rPr>
+        <w:t xml:space="preserve"> (Máximo 2</w:t>
+      </w:r>
+      <w:r>
+        <w:rPr>
+          <w:rFonts w:cs="Times New Roman"/>
+          <w:b/>
+          <w:bCs/>
+          <w:color w:val="FF0000"/>
+        </w:rPr>
+        <w:t>2</w:t>
+      </w:r>
+      <w:r>
+        <w:rPr>
+          <w:rFonts w:cs="Times New Roman"/>
+          <w:b/>
+          <w:bCs/>
+          <w:color w:val="FF0000"/>
+        </w:rPr>
+        <w:t xml:space="preserve"> palabras)</w:t>
+      </w:r>
+      <w:bookmarkEnd w:id="0"/>
     </w:p>
     <w:p>
       <w:pPr>
@@ -20,59 +134,12 @@
         <w:tabs>
           <w:tab w:val="clear" w:pos="3068"/>
         </w:tabs>
+        <w:ind w:firstLine="0"/>
         <w:rPr>
           <w:rFonts w:cs="Times New Roman"/>
           <w:szCs w:val="22"/>
         </w:rPr>
       </w:pPr>
-    </w:p>
-    <w:p>
-      <w:pPr>
-        <w:pStyle w:val="Standard"/>
-        <w:tabs>
-          <w:tab w:val="clear" w:pos="3068"/>
-        </w:tabs>
-        <w:rPr>
-          <w:rFonts w:cs="Times New Roman"/>
-          <w:szCs w:val="22"/>
-        </w:rPr>
-      </w:pPr>
-    </w:p>
-    <w:p>
-      <w:pPr>
-        <w:pStyle w:val="Standard"/>
-        <w:ind w:firstLine="0"/>
-        <w:jc w:val="center"/>
-      </w:pPr>
-      <w:bookmarkStart w:id="0" w:name="_Hlk181382875"/>
-      <w:r>
-        <w:rPr>
-          <w:rFonts w:cs="Times New Roman"/>
-          <w:b/>
-          <w:bCs/>
-          <w:color w:val="FF0000"/>
-        </w:rPr>
-        <w:t>Título del Anteproyecto (¿Qué se quiere trabajar? (</w:t>
-      </w:r>
-      <w:r>
-        <w:rPr>
-          <w:rFonts w:cs="Times New Roman"/>
-          <w:b/>
-          <w:bCs/>
-          <w:color w:val="FF0000"/>
-        </w:rPr>
-        <w:t>idea de proyecto</w:t>
-      </w:r>
-      <w:r>
-        <w:rPr>
-          <w:rFonts w:cs="Times New Roman"/>
-          <w:b/>
-          <w:bCs/>
-          <w:color w:val="FF0000"/>
-        </w:rPr>
-        <w:t>), ¿Cómo se trabajará? (tecnología a usar), ¿Dónde se trabajará?, ¿Para qué se trabajará?) (Máximo 20 palabras)</w:t>
-      </w:r>
-      <w:bookmarkEnd w:id="0"/>
     </w:p>
     <w:p>
       <w:pPr>
@@ -96,32 +163,133 @@
         </w:tabs>
         <w:ind w:firstLine="0"/>
         <w:jc w:val="center"/>
-      </w:pPr>
-      <w:r>
-        <w:rPr>
-          <w:rFonts w:cs="Times New Roman"/>
-          <w:color w:val="FF0000"/>
+        <w:rPr>
+          <w:rFonts w:cs="Times New Roman"/>
           <w:szCs w:val="22"/>
           <w:lang w:val="es"/>
         </w:rPr>
-        <w:t xml:space="preserve">Nombre Apellido 01 </w:t>
-      </w:r>
-      <w:r>
-        <w:rPr>
-          <w:rFonts w:cs="Times New Roman"/>
+      </w:pPr>
+      <w:r>
+        <w:rPr>
+          <w:rFonts w:cs="Times New Roman"/>
+          <w:color w:val="FF0000"/>
           <w:szCs w:val="22"/>
           <w:lang w:val="es"/>
         </w:rPr>
-        <w:t xml:space="preserve">y </w:t>
-      </w:r>
-      <w:r>
+        <w:t>Nombre Apellido 01</w:t>
+      </w:r>
+    </w:p>
+    <w:p>
+      <w:pPr>
+        <w:pStyle w:val="Standard"/>
+        <w:tabs>
+          <w:tab w:val="clear" w:pos="3068"/>
+        </w:tabs>
+        <w:ind w:firstLine="0"/>
+        <w:jc w:val="center"/>
         <w:rPr>
           <w:rFonts w:cs="Times New Roman"/>
           <w:color w:val="FF0000"/>
           <w:szCs w:val="22"/>
           <w:lang w:val="es"/>
         </w:rPr>
+      </w:pPr>
+      <w:r>
+        <w:rPr>
+          <w:rFonts w:cs="Times New Roman"/>
+          <w:color w:val="FF0000"/>
+          <w:szCs w:val="22"/>
+          <w:lang w:val="es"/>
+        </w:rPr>
         <w:t>Nombre Apellido 02</w:t>
+      </w:r>
+    </w:p>
+    <w:p>
+      <w:pPr>
+        <w:pStyle w:val="Standard"/>
+        <w:tabs>
+          <w:tab w:val="clear" w:pos="3068"/>
+        </w:tabs>
+        <w:ind w:firstLine="0"/>
+        <w:jc w:val="center"/>
+        <w:rPr>
+          <w:rFonts w:cs="Times New Roman"/>
+          <w:color w:val="FF0000"/>
+          <w:szCs w:val="22"/>
+          <w:lang w:val="es"/>
+        </w:rPr>
+      </w:pPr>
+    </w:p>
+    <w:p>
+      <w:pPr>
+        <w:pStyle w:val="Standard"/>
+        <w:tabs>
+          <w:tab w:val="clear" w:pos="3068"/>
+        </w:tabs>
+        <w:ind w:firstLine="0"/>
+        <w:jc w:val="center"/>
+        <w:rPr>
+          <w:rFonts w:cs="Times New Roman"/>
+          <w:color w:val="FF0000"/>
+          <w:szCs w:val="22"/>
+          <w:lang w:val="es"/>
+        </w:rPr>
+      </w:pPr>
+    </w:p>
+    <w:p>
+      <w:pPr>
+        <w:pStyle w:val="Standard"/>
+        <w:tabs>
+          <w:tab w:val="clear" w:pos="3068"/>
+        </w:tabs>
+        <w:ind w:firstLine="0"/>
+        <w:jc w:val="center"/>
+      </w:pPr>
+    </w:p>
+    <w:p>
+      <w:pPr>
+        <w:pStyle w:val="Standard"/>
+        <w:tabs>
+          <w:tab w:val="clear" w:pos="3068"/>
+        </w:tabs>
+        <w:ind w:firstLine="0"/>
+        <w:jc w:val="center"/>
+      </w:pPr>
+      <w:r>
+        <w:rPr>
+          <w:rFonts w:cs="Times New Roman"/>
+          <w:szCs w:val="22"/>
+          <w:lang w:val="es"/>
+        </w:rPr>
+        <w:t xml:space="preserve">Grado Décimo </w:t>
+      </w:r>
+      <w:r>
+        <w:rPr>
+          <w:rFonts w:cs="Times New Roman"/>
+          <w:color w:val="FF0000"/>
+          <w:szCs w:val="22"/>
+          <w:lang w:val="es"/>
+        </w:rPr>
+        <w:t>(A-B-C)</w:t>
+      </w:r>
+    </w:p>
+    <w:p>
+      <w:pPr>
+        <w:pStyle w:val="Standard"/>
+        <w:tabs>
+          <w:tab w:val="clear" w:pos="3068"/>
+        </w:tabs>
+        <w:ind w:firstLine="0"/>
+        <w:jc w:val="center"/>
+      </w:pPr>
+      <w:r>
+        <w:rPr>
+          <w:rFonts w:cs="Times New Roman"/>
+          <w:bCs/>
+          <w:szCs w:val="22"/>
+          <w:lang w:val="es"/>
+        </w:rPr>
+        <w:t>Anteproyecto de Grado</w:t>
       </w:r>
     </w:p>
     <w:p>
@@ -131,15 +299,14 @@
           <w:tab w:val="clear" w:pos="3068"/>
         </w:tabs>
         <w:jc w:val="center"/>
-      </w:pPr>
-      <w:r>
-        <w:rPr>
-          <w:rFonts w:cs="Times New Roman"/>
+        <w:rPr>
+          <w:rFonts w:cs="Times New Roman"/>
+          <w:bCs/>
+          <w:color w:val="000000"/>
           <w:szCs w:val="22"/>
           <w:lang w:val="es"/>
         </w:rPr>
-        <w:t>Área de Sistemas, Institución Educativa John F. Kennedy, Puerto Boyacá (Boyacá)</w:t>
-      </w:r>
+      </w:pPr>
     </w:p>
     <w:p>
       <w:pPr>
@@ -148,24 +315,142 @@
           <w:tab w:val="clear" w:pos="3068"/>
         </w:tabs>
         <w:jc w:val="center"/>
-      </w:pPr>
-      <w:r>
-        <w:rPr>
-          <w:rFonts w:cs="Times New Roman"/>
+        <w:rPr>
+          <w:rFonts w:cs="Times New Roman"/>
+          <w:bCs/>
+          <w:color w:val="000000"/>
           <w:szCs w:val="22"/>
           <w:lang w:val="es"/>
         </w:rPr>
-        <w:t xml:space="preserve">Grado Décimo </w:t>
-      </w:r>
-      <w:r>
-        <w:rPr>
-          <w:rFonts w:cs="Times New Roman"/>
-          <w:color w:val="FF0000"/>
+      </w:pPr>
+    </w:p>
+    <w:p>
+      <w:pPr>
+        <w:pStyle w:val="Standard"/>
+        <w:tabs>
+          <w:tab w:val="clear" w:pos="3068"/>
+        </w:tabs>
+        <w:ind w:firstLine="0"/>
+        <w:jc w:val="center"/>
+      </w:pPr>
+      <w:r>
+        <w:rPr>
+          <w:rFonts w:cs="Times New Roman"/>
+          <w:bCs/>
+          <w:color w:val="000000"/>
           <w:szCs w:val="22"/>
           <w:lang w:val="es"/>
         </w:rPr>
-        <w:t>(A-B-C)</w:t>
-      </w:r>
+        <w:t xml:space="preserve">Asesor: </w:t>
+      </w:r>
+      <w:r>
+        <w:rPr>
+          <w:rFonts w:cs="Times New Roman"/>
+          <w:bCs/>
+          <w:color w:val="FF0000"/>
+          <w:szCs w:val="22"/>
+          <w:u w:val="single"/>
+          <w:lang w:val="es"/>
+        </w:rPr>
+        <w:t>____________________</w:t>
+      </w:r>
+    </w:p>
+    <w:p>
+      <w:pPr>
+        <w:pStyle w:val="Standard"/>
+        <w:tabs>
+          <w:tab w:val="clear" w:pos="3068"/>
+        </w:tabs>
+        <w:ind w:firstLine="0"/>
+        <w:rPr>
+          <w:rFonts w:cs="Times New Roman"/>
+          <w:bCs/>
+          <w:color w:val="000000"/>
+          <w:szCs w:val="22"/>
+          <w:lang w:val="es"/>
+        </w:rPr>
+      </w:pPr>
+      <w:r>
+        <w:rPr>
+          <w:rFonts w:cs="Times New Roman"/>
+          <w:bCs/>
+          <w:noProof/>
+          <w:color w:val="000000"/>
+          <w:szCs w:val="22"/>
+          <w:lang w:val="es"/>
+        </w:rPr>
+        <w:drawing>
+          <wp:anchor distT="0" distB="0" distL="114300" distR="114300" simplePos="0" relativeHeight="251658240" behindDoc="0" locked="0" layoutInCell="1" allowOverlap="1" wp14:anchorId="0F74B587" wp14:editId="048E4EA4">
+            <wp:simplePos x="0" y="0"/>
+            <wp:positionH relativeFrom="margin">
+              <wp:posOffset>2178050</wp:posOffset>
+            </wp:positionH>
+            <wp:positionV relativeFrom="margin">
+              <wp:posOffset>5088052</wp:posOffset>
+            </wp:positionV>
+            <wp:extent cx="1585595" cy="1513205"/>
+            <wp:effectExtent l="0" t="0" r="1905" b="0"/>
+            <wp:wrapSquare wrapText="bothSides"/>
+            <wp:docPr id="182083481" name="Imagen 1"/>
+            <wp:cNvGraphicFramePr>
+              <a:graphicFrameLocks xmlns:a="http://schemas.openxmlformats.org/drawingml/2006/main" noChangeAspect="1"/>
+            </wp:cNvGraphicFramePr>
+            <a:graphic xmlns:a="http://schemas.openxmlformats.org/drawingml/2006/main">
+              <a:graphicData uri="http://schemas.openxmlformats.org/drawingml/2006/picture">
+                <pic:pic xmlns:pic="http://schemas.openxmlformats.org/drawingml/2006/picture">
+                  <pic:nvPicPr>
+                    <pic:cNvPr id="182083481" name="Imagen 182083481"/>
+                    <pic:cNvPicPr/>
+                  </pic:nvPicPr>
+                  <pic:blipFill>
+                    <a:blip r:embed="rId8">
+                      <a:extLst>
+                        <a:ext uri="{28A0092B-C50C-407E-A947-70E740481C1C}">
+                          <a14:useLocalDpi xmlns:a14="http://schemas.microsoft.com/office/drawing/2010/main" val="0"/>
+                        </a:ext>
+                      </a:extLst>
+                    </a:blip>
+                    <a:stretch>
+                      <a:fillRect/>
+                    </a:stretch>
+                  </pic:blipFill>
+                  <pic:spPr>
+                    <a:xfrm>
+                      <a:off x="0" y="0"/>
+                      <a:ext cx="1585595" cy="1513205"/>
+                    </a:xfrm>
+                    <a:prstGeom prst="rect">
+                      <a:avLst/>
+                    </a:prstGeom>
+                  </pic:spPr>
+                </pic:pic>
+              </a:graphicData>
+            </a:graphic>
+            <wp14:sizeRelH relativeFrom="margin">
+              <wp14:pctWidth>0</wp14:pctWidth>
+            </wp14:sizeRelH>
+            <wp14:sizeRelV relativeFrom="margin">
+              <wp14:pctHeight>0</wp14:pctHeight>
+            </wp14:sizeRelV>
+          </wp:anchor>
+        </w:drawing>
+      </w:r>
+    </w:p>
+    <w:p>
+      <w:pPr>
+        <w:pStyle w:val="Standard"/>
+        <w:tabs>
+          <w:tab w:val="clear" w:pos="3068"/>
+        </w:tabs>
+        <w:ind w:firstLine="0"/>
+        <w:rPr>
+          <w:rFonts w:cs="Times New Roman"/>
+          <w:bCs/>
+          <w:color w:val="000000"/>
+          <w:szCs w:val="22"/>
+          <w:lang w:val="es"/>
+        </w:rPr>
+      </w:pPr>
     </w:p>
     <w:p>
       <w:pPr>
@@ -174,16 +459,14 @@
           <w:tab w:val="clear" w:pos="3068"/>
         </w:tabs>
         <w:jc w:val="center"/>
-      </w:pPr>
-      <w:r>
         <w:rPr>
           <w:rFonts w:cs="Times New Roman"/>
           <w:bCs/>
+          <w:color w:val="000000"/>
           <w:szCs w:val="22"/>
           <w:lang w:val="es"/>
         </w:rPr>
-        <w:t>Anteproyecto de Grado</w:t>
-      </w:r>
+      </w:pPr>
     </w:p>
     <w:p>
       <w:pPr>
@@ -192,27 +475,14 @@
           <w:tab w:val="clear" w:pos="3068"/>
         </w:tabs>
         <w:jc w:val="center"/>
-      </w:pPr>
-      <w:r>
         <w:rPr>
           <w:rFonts w:cs="Times New Roman"/>
           <w:bCs/>
+          <w:color w:val="000000"/>
           <w:szCs w:val="22"/>
           <w:lang w:val="es"/>
         </w:rPr>
-        <w:t xml:space="preserve">Profesor: </w:t>
-      </w:r>
-      <w:r>
-        <w:rPr>
-          <w:rFonts w:cs="Times New Roman"/>
-          <w:bCs/>
-          <w:color w:val="FF0000"/>
-          <w:szCs w:val="22"/>
-          <w:u w:val="single"/>
-          <w:lang w:val="es"/>
-        </w:rPr>
-        <w:t>____________________</w:t>
-      </w:r>
+      </w:pPr>
     </w:p>
     <w:p>
       <w:pPr>
@@ -221,8 +491,6 @@
           <w:tab w:val="clear" w:pos="3068"/>
         </w:tabs>
         <w:jc w:val="center"/>
-      </w:pPr>
-      <w:r>
         <w:rPr>
           <w:rFonts w:cs="Times New Roman"/>
           <w:bCs/>
@@ -230,19 +498,7 @@
           <w:szCs w:val="22"/>
           <w:lang w:val="es"/>
         </w:rPr>
-        <w:t xml:space="preserve">Asesor: </w:t>
-      </w:r>
-      <w:r>
-        <w:rPr>
-          <w:rFonts w:cs="Times New Roman"/>
-          <w:bCs/>
-          <w:color w:val="FF0000"/>
-          <w:szCs w:val="22"/>
-          <w:u w:val="single"/>
-          <w:lang w:val="es"/>
-        </w:rPr>
-        <w:t>____________________</w:t>
-      </w:r>
+      </w:pPr>
     </w:p>
     <w:p>
       <w:pPr>
@@ -251,18 +507,6 @@
           <w:tab w:val="clear" w:pos="3068"/>
         </w:tabs>
         <w:jc w:val="center"/>
-      </w:pPr>
-      <w:r>
-        <w:rPr>
-          <w:rFonts w:cs="Times New Roman"/>
-          <w:bCs/>
-          <w:color w:val="FF0000"/>
-          <w:szCs w:val="22"/>
-          <w:lang w:val="es"/>
-        </w:rPr>
-        <w:t xml:space="preserve">__ </w:t>
-      </w:r>
-      <w:r>
         <w:rPr>
           <w:rFonts w:cs="Times New Roman"/>
           <w:bCs/>
@@ -270,20 +514,15 @@
           <w:szCs w:val="22"/>
           <w:lang w:val="es"/>
         </w:rPr>
-        <w:t>de</w:t>
-      </w:r>
-      <w:r>
-        <w:rPr>
-          <w:rFonts w:cs="Times New Roman"/>
-          <w:bCs/>
-          <w:color w:val="FF0000"/>
-          <w:szCs w:val="22"/>
-          <w:lang w:val="es"/>
-        </w:rPr>
-        <w:t xml:space="preserve"> _________ </w:t>
-      </w:r>
-      <w:proofErr w:type="spellStart"/>
-      <w:r>
+      </w:pPr>
+    </w:p>
+    <w:p>
+      <w:pPr>
+        <w:pStyle w:val="Standard"/>
+        <w:tabs>
+          <w:tab w:val="clear" w:pos="3068"/>
+        </w:tabs>
+        <w:jc w:val="center"/>
         <w:rPr>
           <w:rFonts w:cs="Times New Roman"/>
           <w:bCs/>
@@ -291,29 +530,7 @@
           <w:szCs w:val="22"/>
           <w:lang w:val="es"/>
         </w:rPr>
-        <w:t>de</w:t>
-      </w:r>
-      <w:proofErr w:type="spellEnd"/>
-      <w:r>
-        <w:rPr>
-          <w:rFonts w:cs="Times New Roman"/>
-          <w:bCs/>
-          <w:color w:val="000000"/>
-          <w:szCs w:val="22"/>
-          <w:lang w:val="es"/>
-        </w:rPr>
-        <w:t xml:space="preserve"> 20</w:t>
-      </w:r>
-      <w:r>
-        <w:rPr>
-          <w:rFonts w:cs="Times New Roman"/>
-          <w:bCs/>
-          <w:color w:val="FF0000"/>
-          <w:szCs w:val="22"/>
-          <w:lang w:val="es"/>
-        </w:rPr>
-        <w:t>__</w:t>
-      </w:r>
+      </w:pPr>
     </w:p>
     <w:p>
       <w:pPr>
@@ -322,13 +539,21 @@
           <w:tab w:val="clear" w:pos="3068"/>
         </w:tabs>
         <w:ind w:firstLine="0"/>
-        <w:rPr>
-          <w:rFonts w:cs="Times New Roman"/>
-          <w:bCs/>
+        <w:jc w:val="center"/>
+        <w:rPr>
+          <w:rFonts w:cs="Times New Roman"/>
           <w:szCs w:val="22"/>
           <w:lang w:val="es"/>
         </w:rPr>
       </w:pPr>
+      <w:r>
+        <w:rPr>
+          <w:rFonts w:cs="Times New Roman"/>
+          <w:szCs w:val="22"/>
+          <w:lang w:val="es"/>
+        </w:rPr>
+        <w:t>Área de Sistemas</w:t>
+      </w:r>
     </w:p>
     <w:p>
       <w:pPr>
@@ -337,78 +562,20 @@
           <w:tab w:val="clear" w:pos="3068"/>
         </w:tabs>
         <w:ind w:firstLine="0"/>
-        <w:rPr>
-          <w:rFonts w:cs="Times New Roman"/>
-          <w:bCs/>
+        <w:jc w:val="center"/>
+        <w:rPr>
+          <w:rFonts w:cs="Times New Roman"/>
           <w:szCs w:val="22"/>
           <w:lang w:val="es"/>
         </w:rPr>
       </w:pPr>
-    </w:p>
-    <w:p>
-      <w:pPr>
-        <w:pStyle w:val="Standard"/>
-        <w:ind w:firstLine="0"/>
-        <w:jc w:val="center"/>
-      </w:pPr>
-      <w:r>
-        <w:rPr>
-          <w:b/>
-          <w:bCs/>
-          <w:lang w:val="es"/>
-        </w:rPr>
-        <w:t>Nota del Autor</w:t>
-      </w:r>
-    </w:p>
-    <w:p>
-      <w:pPr>
-        <w:pStyle w:val="Standard"/>
-        <w:tabs>
-          <w:tab w:val="clear" w:pos="3068"/>
-        </w:tabs>
-      </w:pPr>
-      <w:r>
-        <w:rPr>
-          <w:rFonts w:cs="Times New Roman"/>
-          <w:color w:val="FF0000"/>
+      <w:r>
+        <w:rPr>
+          <w:rFonts w:cs="Times New Roman"/>
           <w:szCs w:val="22"/>
           <w:lang w:val="es"/>
         </w:rPr>
-        <w:t>En este primer párrafo se escribe alguna nota aclaratoria sobre el proyecto. Por ejemplo: definir el alcance del proyecto, si es la continuación de un proyecto anterior (citar el nombre del proyecto y sus autores), las tecnologías que se usaron, definir el compañero con el que se empezó a trabajar pero que por diferentes motivos no fue posible continuar, etc.</w:t>
-      </w:r>
-    </w:p>
-    <w:p>
-      <w:pPr>
-        <w:pStyle w:val="Standard"/>
-        <w:tabs>
-          <w:tab w:val="clear" w:pos="3068"/>
-        </w:tabs>
-      </w:pPr>
-      <w:r>
-        <w:rPr>
-          <w:rFonts w:cs="Times New Roman"/>
-          <w:color w:val="FF0000"/>
-          <w:szCs w:val="22"/>
-          <w:lang w:val="es"/>
-        </w:rPr>
-        <w:t>En este segundo párrafo se escribe alguna dedicatoria o expresiones de gratitud. Por ejemplo: agradezco a todas las personas que sin su ayuda no hubiese sido posible desarrollar este proyecto.</w:t>
-      </w:r>
-    </w:p>
-    <w:p>
-      <w:pPr>
-        <w:pStyle w:val="Standard"/>
-        <w:tabs>
-          <w:tab w:val="clear" w:pos="3068"/>
-        </w:tabs>
-      </w:pPr>
-      <w:r>
-        <w:rPr>
-          <w:rFonts w:cs="Times New Roman"/>
-          <w:color w:val="FF0000"/>
-          <w:szCs w:val="22"/>
-          <w:lang w:val="es"/>
-        </w:rPr>
-        <w:t>En este tercer párrafo se usa para que la gente interesada en el proyecto se comunique con los autores. Por ejemplo: Cualquier mensaje con respecto a este proyecto escribir al siguiente correo electrónico.</w:t>
+        <w:t>Institución Educativa John F. Kennedy</w:t>
       </w:r>
     </w:p>
     <w:p>
@@ -418,43 +585,70 @@
           <w:tab w:val="clear" w:pos="3068"/>
         </w:tabs>
         <w:ind w:firstLine="0"/>
-      </w:pPr>
-      <w:r>
-        <w:rPr>
-          <w:rFonts w:cs="Times New Roman"/>
-          <w:color w:val="FF0000"/>
+        <w:jc w:val="center"/>
+      </w:pPr>
+      <w:r>
+        <w:rPr>
+          <w:rFonts w:cs="Times New Roman"/>
           <w:szCs w:val="22"/>
           <w:lang w:val="es"/>
         </w:rPr>
-        <w:t>E-mail: nombre.apellido0A1994@jfkennedy.edu.co</w:t>
+        <w:t>Puerto Boyacá</w:t>
+      </w:r>
+      <w:r>
+        <w:rPr>
+          <w:rFonts w:cs="Times New Roman"/>
+          <w:szCs w:val="22"/>
+          <w:lang w:val="es"/>
+        </w:rPr>
+        <w:t>, Boyacá</w:t>
       </w:r>
     </w:p>
     <w:p>
       <w:pPr>
         <w:pStyle w:val="Standard"/>
+        <w:tabs>
+          <w:tab w:val="clear" w:pos="3068"/>
+        </w:tabs>
         <w:ind w:firstLine="0"/>
         <w:jc w:val="center"/>
+      </w:pPr>
+      <w:r>
+        <w:rPr>
+          <w:rFonts w:cs="Times New Roman"/>
+          <w:bCs/>
+          <w:color w:val="000000"/>
+          <w:szCs w:val="22"/>
+          <w:lang w:val="es"/>
+        </w:rPr>
+        <w:t>20</w:t>
+      </w:r>
+      <w:r>
+        <w:rPr>
+          <w:rFonts w:cs="Times New Roman"/>
+          <w:bCs/>
+          <w:color w:val="FF0000"/>
+          <w:szCs w:val="22"/>
+          <w:lang w:val="es"/>
+        </w:rPr>
+        <w:t>__</w:t>
+      </w:r>
+    </w:p>
+    <w:p>
+      <w:pPr>
+        <w:pStyle w:val="Ttulo1"/>
         <w:rPr>
           <w:color w:val="467886" w:themeColor="hyperlink"/>
           <w:sz w:val="24"/>
-          <w:szCs w:val="22"/>
           <w:u w:val="single"/>
         </w:rPr>
       </w:pPr>
-      <w:r>
-        <w:rPr>
-          <w:b/>
-          <w:bCs/>
-        </w:rPr>
+      <w:bookmarkStart w:id="1" w:name="_Toc244271721"/>
+      <w:r>
         <w:lastRenderedPageBreak/>
         <w:t>Índice</w:t>
       </w:r>
-    </w:p>
-    <w:p>
-      <w:pPr>
-        <w:pStyle w:val="Standard"/>
-        <w:ind w:firstLine="0"/>
-      </w:pPr>
+      <w:bookmarkEnd w:id="1"/>
     </w:p>
     <w:p>
       <w:pPr>
@@ -481,14 +675,13 @@
       <w:r>
         <w:fldChar w:fldCharType="separate"/>
       </w:r>
-      <w:hyperlink w:anchor="_Toc241443756" w:history="1">
+      <w:hyperlink w:anchor="_Toc244271721" w:history="1">
         <w:r>
           <w:rPr>
             <w:rStyle w:val="Hipervnculo"/>
-            <w:rFonts w:cs="Times New Roman"/>
-            <w:noProof/>
-          </w:rPr>
-          <w:t>Índice de Tablas</w:t>
+            <w:noProof/>
+          </w:rPr>
+          <w:t>Índice</w:t>
         </w:r>
         <w:r>
           <w:rPr>
@@ -506,7 +699,7 @@
           <w:rPr>
             <w:noProof/>
           </w:rPr>
-          <w:instrText xml:space="preserve"> PAGEREF _Toc241443756 \h </w:instrText>
+          <w:instrText xml:space="preserve"> PAGEREF _Toc244271721 \h </w:instrText>
         </w:r>
         <w:r>
           <w:rPr>
@@ -523,7 +716,7 @@
           <w:rPr>
             <w:noProof/>
           </w:rPr>
-          <w:t>3</w:t>
+          <w:t>2</w:t>
         </w:r>
         <w:r>
           <w:rPr>
@@ -549,13 +742,13 @@
           <w14:ligatures w14:val="standardContextual"/>
         </w:rPr>
       </w:pPr>
-      <w:hyperlink w:anchor="_Toc241443757" w:history="1">
+      <w:hyperlink w:anchor="_Toc244271722" w:history="1">
         <w:r>
           <w:rPr>
             <w:rStyle w:val="Hipervnculo"/>
             <w:noProof/>
           </w:rPr>
-          <w:t>Planteamiento del problema</w:t>
+          <w:t>Índice de Tablas</w:t>
         </w:r>
         <w:r>
           <w:rPr>
@@ -573,7 +766,7 @@
           <w:rPr>
             <w:noProof/>
           </w:rPr>
-          <w:instrText xml:space="preserve"> PAGEREF _Toc241443757 \h </w:instrText>
+          <w:instrText xml:space="preserve"> PAGEREF _Toc244271722 \h </w:instrText>
         </w:r>
         <w:r>
           <w:rPr>
@@ -590,7 +783,7 @@
           <w:rPr>
             <w:noProof/>
           </w:rPr>
-          <w:t>4</w:t>
+          <w:t>3</w:t>
         </w:r>
         <w:r>
           <w:rPr>
@@ -616,13 +809,13 @@
           <w14:ligatures w14:val="standardContextual"/>
         </w:rPr>
       </w:pPr>
-      <w:hyperlink w:anchor="_Toc241443758" w:history="1">
+      <w:hyperlink w:anchor="_Toc244271723" w:history="1">
         <w:r>
           <w:rPr>
             <w:rStyle w:val="Hipervnculo"/>
             <w:noProof/>
           </w:rPr>
-          <w:t>Justificación</w:t>
+          <w:t>Índice de Figuras</w:t>
         </w:r>
         <w:r>
           <w:rPr>
@@ -640,7 +833,7 @@
           <w:rPr>
             <w:noProof/>
           </w:rPr>
-          <w:instrText xml:space="preserve"> PAGEREF _Toc241443758 \h </w:instrText>
+          <w:instrText xml:space="preserve"> PAGEREF _Toc244271723 \h </w:instrText>
         </w:r>
         <w:r>
           <w:rPr>
@@ -683,13 +876,13 @@
           <w14:ligatures w14:val="standardContextual"/>
         </w:rPr>
       </w:pPr>
-      <w:hyperlink w:anchor="_Toc241443759" w:history="1">
+      <w:hyperlink w:anchor="_Toc244271724" w:history="1">
         <w:r>
           <w:rPr>
             <w:rStyle w:val="Hipervnculo"/>
             <w:noProof/>
           </w:rPr>
-          <w:t>Objetivos</w:t>
+          <w:t>Planteamiento del problema</w:t>
         </w:r>
         <w:r>
           <w:rPr>
@@ -707,7 +900,7 @@
           <w:rPr>
             <w:noProof/>
           </w:rPr>
-          <w:instrText xml:space="preserve"> PAGEREF _Toc241443759 \h </w:instrText>
+          <w:instrText xml:space="preserve"> PAGEREF _Toc244271724 \h </w:instrText>
         </w:r>
         <w:r>
           <w:rPr>
@@ -724,7 +917,7 @@
           <w:rPr>
             <w:noProof/>
           </w:rPr>
-          <w:t>4</w:t>
+          <w:t>5</w:t>
         </w:r>
         <w:r>
           <w:rPr>
@@ -736,7 +929,7 @@
     </w:p>
     <w:p>
       <w:pPr>
-        <w:pStyle w:val="TDC2"/>
+        <w:pStyle w:val="TDC1"/>
         <w:tabs>
           <w:tab w:val="right" w:leader="dot" w:pos="9350"/>
         </w:tabs>
@@ -750,14 +943,13 @@
           <w14:ligatures w14:val="standardContextual"/>
         </w:rPr>
       </w:pPr>
-      <w:hyperlink w:anchor="_Toc241443760" w:history="1">
+      <w:hyperlink w:anchor="_Toc244271725" w:history="1">
         <w:r>
           <w:rPr>
             <w:rStyle w:val="Hipervnculo"/>
-            <w:rFonts w:cs="Times New Roman"/>
-            <w:noProof/>
-          </w:rPr>
-          <w:t>Objetivo General</w:t>
+            <w:noProof/>
+          </w:rPr>
+          <w:t>Justificación</w:t>
         </w:r>
         <w:r>
           <w:rPr>
@@ -775,7 +967,7 @@
           <w:rPr>
             <w:noProof/>
           </w:rPr>
-          <w:instrText xml:space="preserve"> PAGEREF _Toc241443760 \h </w:instrText>
+          <w:instrText xml:space="preserve"> PAGEREF _Toc244271725 \h </w:instrText>
         </w:r>
         <w:r>
           <w:rPr>
@@ -792,7 +984,7 @@
           <w:rPr>
             <w:noProof/>
           </w:rPr>
-          <w:t>4</w:t>
+          <w:t>6</w:t>
         </w:r>
         <w:r>
           <w:rPr>
@@ -804,7 +996,7 @@
     </w:p>
     <w:p>
       <w:pPr>
-        <w:pStyle w:val="TDC2"/>
+        <w:pStyle w:val="TDC1"/>
         <w:tabs>
           <w:tab w:val="right" w:leader="dot" w:pos="9350"/>
         </w:tabs>
@@ -818,14 +1010,13 @@
           <w14:ligatures w14:val="standardContextual"/>
         </w:rPr>
       </w:pPr>
-      <w:hyperlink w:anchor="_Toc241443761" w:history="1">
+      <w:hyperlink w:anchor="_Toc244271726" w:history="1">
         <w:r>
           <w:rPr>
             <w:rStyle w:val="Hipervnculo"/>
-            <w:rFonts w:cs="Times New Roman"/>
-            <w:noProof/>
-          </w:rPr>
-          <w:t>Objetivos Específicos</w:t>
+            <w:noProof/>
+          </w:rPr>
+          <w:t>Objetivos</w:t>
         </w:r>
         <w:r>
           <w:rPr>
@@ -843,7 +1034,7 @@
           <w:rPr>
             <w:noProof/>
           </w:rPr>
-          <w:instrText xml:space="preserve"> PAGEREF _Toc241443761 \h </w:instrText>
+          <w:instrText xml:space="preserve"> PAGEREF _Toc244271726 \h </w:instrText>
         </w:r>
         <w:r>
           <w:rPr>
@@ -860,7 +1051,7 @@
           <w:rPr>
             <w:noProof/>
           </w:rPr>
-          <w:t>4</w:t>
+          <w:t>7</w:t>
         </w:r>
         <w:r>
           <w:rPr>
@@ -872,7 +1063,7 @@
     </w:p>
     <w:p>
       <w:pPr>
-        <w:pStyle w:val="TDC1"/>
+        <w:pStyle w:val="TDC2"/>
         <w:tabs>
           <w:tab w:val="right" w:leader="dot" w:pos="9350"/>
         </w:tabs>
@@ -886,13 +1077,13 @@
           <w14:ligatures w14:val="standardContextual"/>
         </w:rPr>
       </w:pPr>
-      <w:hyperlink w:anchor="_Toc241443762" w:history="1">
+      <w:hyperlink w:anchor="_Toc244271727" w:history="1">
         <w:r>
           <w:rPr>
             <w:rStyle w:val="Hipervnculo"/>
             <w:noProof/>
           </w:rPr>
-          <w:t>Pregunta problematizadora</w:t>
+          <w:t>Objetivo General</w:t>
         </w:r>
         <w:r>
           <w:rPr>
@@ -910,7 +1101,7 @@
           <w:rPr>
             <w:noProof/>
           </w:rPr>
-          <w:instrText xml:space="preserve"> PAGEREF _Toc241443762 \h </w:instrText>
+          <w:instrText xml:space="preserve"> PAGEREF _Toc244271727 \h </w:instrText>
         </w:r>
         <w:r>
           <w:rPr>
@@ -927,7 +1118,7 @@
           <w:rPr>
             <w:noProof/>
           </w:rPr>
-          <w:t>4</w:t>
+          <w:t>7</w:t>
         </w:r>
         <w:r>
           <w:rPr>
@@ -939,7 +1130,7 @@
     </w:p>
     <w:p>
       <w:pPr>
-        <w:pStyle w:val="TDC1"/>
+        <w:pStyle w:val="TDC2"/>
         <w:tabs>
           <w:tab w:val="right" w:leader="dot" w:pos="9350"/>
         </w:tabs>
@@ -953,13 +1144,13 @@
           <w14:ligatures w14:val="standardContextual"/>
         </w:rPr>
       </w:pPr>
-      <w:hyperlink w:anchor="_Toc241443763" w:history="1">
+      <w:hyperlink w:anchor="_Toc244271728" w:history="1">
         <w:r>
           <w:rPr>
             <w:rStyle w:val="Hipervnculo"/>
             <w:noProof/>
           </w:rPr>
-          <w:t>Marco teórico</w:t>
+          <w:t>Objetivos Específicos</w:t>
         </w:r>
         <w:r>
           <w:rPr>
@@ -977,7 +1168,7 @@
           <w:rPr>
             <w:noProof/>
           </w:rPr>
-          <w:instrText xml:space="preserve"> PAGEREF _Toc241443763 \h </w:instrText>
+          <w:instrText xml:space="preserve"> PAGEREF _Toc244271728 \h </w:instrText>
         </w:r>
         <w:r>
           <w:rPr>
@@ -994,7 +1185,7 @@
           <w:rPr>
             <w:noProof/>
           </w:rPr>
-          <w:t>5</w:t>
+          <w:t>7</w:t>
         </w:r>
         <w:r>
           <w:rPr>
@@ -1006,7 +1197,7 @@
     </w:p>
     <w:p>
       <w:pPr>
-        <w:pStyle w:val="TDC2"/>
+        <w:pStyle w:val="TDC1"/>
         <w:tabs>
           <w:tab w:val="right" w:leader="dot" w:pos="9350"/>
         </w:tabs>
@@ -1020,13 +1211,13 @@
           <w14:ligatures w14:val="standardContextual"/>
         </w:rPr>
       </w:pPr>
-      <w:hyperlink w:anchor="_Toc241443764" w:history="1">
+      <w:hyperlink w:anchor="_Toc244271729" w:history="1">
         <w:r>
           <w:rPr>
             <w:rStyle w:val="Hipervnculo"/>
             <w:noProof/>
           </w:rPr>
-          <w:t>Marco conceptual</w:t>
+          <w:t>Marco teórico</w:t>
         </w:r>
         <w:r>
           <w:rPr>
@@ -1044,7 +1235,7 @@
           <w:rPr>
             <w:noProof/>
           </w:rPr>
-          <w:instrText xml:space="preserve"> PAGEREF _Toc241443764 \h </w:instrText>
+          <w:instrText xml:space="preserve"> PAGEREF _Toc244271729 \h </w:instrText>
         </w:r>
         <w:r>
           <w:rPr>
@@ -1061,7 +1252,7 @@
           <w:rPr>
             <w:noProof/>
           </w:rPr>
-          <w:t>5</w:t>
+          <w:t>8</w:t>
         </w:r>
         <w:r>
           <w:rPr>
@@ -1087,14 +1278,13 @@
           <w14:ligatures w14:val="standardContextual"/>
         </w:rPr>
       </w:pPr>
-      <w:hyperlink w:anchor="_Toc241443765" w:history="1">
+      <w:hyperlink w:anchor="_Toc244271730" w:history="1">
         <w:r>
           <w:rPr>
             <w:rStyle w:val="Hipervnculo"/>
-            <w:rFonts w:cs="Times New Roman"/>
-            <w:noProof/>
-          </w:rPr>
-          <w:t>Marco de antecedentes</w:t>
+            <w:noProof/>
+          </w:rPr>
+          <w:t>Marco conceptual</w:t>
         </w:r>
         <w:r>
           <w:rPr>
@@ -1112,7 +1302,7 @@
           <w:rPr>
             <w:noProof/>
           </w:rPr>
-          <w:instrText xml:space="preserve"> PAGEREF _Toc241443765 \h </w:instrText>
+          <w:instrText xml:space="preserve"> PAGEREF _Toc244271730 \h </w:instrText>
         </w:r>
         <w:r>
           <w:rPr>
@@ -1129,7 +1319,7 @@
           <w:rPr>
             <w:noProof/>
           </w:rPr>
-          <w:t>5</w:t>
+          <w:t>8</w:t>
         </w:r>
         <w:r>
           <w:rPr>
@@ -1155,14 +1345,14 @@
           <w14:ligatures w14:val="standardContextual"/>
         </w:rPr>
       </w:pPr>
-      <w:hyperlink w:anchor="_Toc241443766" w:history="1">
+      <w:hyperlink w:anchor="_Toc244271731" w:history="1">
         <w:r>
           <w:rPr>
             <w:rStyle w:val="Hipervnculo"/>
             <w:rFonts w:cs="Times New Roman"/>
             <w:noProof/>
           </w:rPr>
-          <w:t>Marco legal</w:t>
+          <w:t>Marco de antecedentes</w:t>
         </w:r>
         <w:r>
           <w:rPr>
@@ -1180,7 +1370,7 @@
           <w:rPr>
             <w:noProof/>
           </w:rPr>
-          <w:instrText xml:space="preserve"> PAGEREF _Toc241443766 \h </w:instrText>
+          <w:instrText xml:space="preserve"> PAGEREF _Toc244271731 \h </w:instrText>
         </w:r>
         <w:r>
           <w:rPr>
@@ -1197,7 +1387,7 @@
           <w:rPr>
             <w:noProof/>
           </w:rPr>
-          <w:t>5</w:t>
+          <w:t>8</w:t>
         </w:r>
         <w:r>
           <w:rPr>
@@ -1223,7 +1413,7 @@
           <w14:ligatures w14:val="standardContextual"/>
         </w:rPr>
       </w:pPr>
-      <w:hyperlink w:anchor="_Toc241443767" w:history="1">
+      <w:hyperlink w:anchor="_Toc244271732" w:history="1">
         <w:r>
           <w:rPr>
             <w:rStyle w:val="Hipervnculo"/>
@@ -1247,7 +1437,7 @@
           <w:rPr>
             <w:noProof/>
           </w:rPr>
-          <w:instrText xml:space="preserve"> PAGEREF _Toc241443767 \h </w:instrText>
+          <w:instrText xml:space="preserve"> PAGEREF _Toc244271732 \h </w:instrText>
         </w:r>
         <w:r>
           <w:rPr>
@@ -1264,7 +1454,7 @@
           <w:rPr>
             <w:noProof/>
           </w:rPr>
-          <w:t>6</w:t>
+          <w:t>9</w:t>
         </w:r>
         <w:r>
           <w:rPr>
@@ -1290,11 +1480,10 @@
           <w14:ligatures w14:val="standardContextual"/>
         </w:rPr>
       </w:pPr>
-      <w:hyperlink w:anchor="_Toc241443768" w:history="1">
+      <w:hyperlink w:anchor="_Toc244271733" w:history="1">
         <w:r>
           <w:rPr>
             <w:rStyle w:val="Hipervnculo"/>
-            <w:rFonts w:cs="Times New Roman"/>
             <w:noProof/>
           </w:rPr>
           <w:t>Fases de proyecto</w:t>
@@ -1315,7 +1504,7 @@
           <w:rPr>
             <w:noProof/>
           </w:rPr>
-          <w:instrText xml:space="preserve"> PAGEREF _Toc241443768 \h </w:instrText>
+          <w:instrText xml:space="preserve"> PAGEREF _Toc244271733 \h </w:instrText>
         </w:r>
         <w:r>
           <w:rPr>
@@ -1332,7 +1521,7 @@
           <w:rPr>
             <w:noProof/>
           </w:rPr>
-          <w:t>6</w:t>
+          <w:t>9</w:t>
         </w:r>
         <w:r>
           <w:rPr>
@@ -1358,11 +1547,10 @@
           <w14:ligatures w14:val="standardContextual"/>
         </w:rPr>
       </w:pPr>
-      <w:hyperlink w:anchor="_Toc241443769" w:history="1">
+      <w:hyperlink w:anchor="_Toc244271734" w:history="1">
         <w:r>
           <w:rPr>
             <w:rStyle w:val="Hipervnculo"/>
-            <w:rFonts w:cs="Times New Roman"/>
             <w:noProof/>
           </w:rPr>
           <w:t>Cronograma de actividades</w:t>
@@ -1383,7 +1571,7 @@
           <w:rPr>
             <w:noProof/>
           </w:rPr>
-          <w:instrText xml:space="preserve"> PAGEREF _Toc241443769 \h </w:instrText>
+          <w:instrText xml:space="preserve"> PAGEREF _Toc244271734 \h </w:instrText>
         </w:r>
         <w:r>
           <w:rPr>
@@ -1400,7 +1588,7 @@
           <w:rPr>
             <w:noProof/>
           </w:rPr>
-          <w:t>6</w:t>
+          <w:t>9</w:t>
         </w:r>
         <w:r>
           <w:rPr>
@@ -1426,14 +1614,13 @@
           <w14:ligatures w14:val="standardContextual"/>
         </w:rPr>
       </w:pPr>
-      <w:hyperlink w:anchor="_Toc241443770" w:history="1">
+      <w:hyperlink w:anchor="_Toc244271735" w:history="1">
         <w:r>
           <w:rPr>
             <w:rStyle w:val="Hipervnculo"/>
-            <w:rFonts w:cs="Times New Roman"/>
-            <w:noProof/>
-          </w:rPr>
-          <w:t>Técnicas o instrumentos</w:t>
+            <w:noProof/>
+          </w:rPr>
+          <w:t>Población</w:t>
         </w:r>
         <w:r>
           <w:rPr>
@@ -1451,7 +1638,7 @@
           <w:rPr>
             <w:noProof/>
           </w:rPr>
-          <w:instrText xml:space="preserve"> PAGEREF _Toc241443770 \h </w:instrText>
+          <w:instrText xml:space="preserve"> PAGEREF _Toc244271735 \h </w:instrText>
         </w:r>
         <w:r>
           <w:rPr>
@@ -1468,7 +1655,7 @@
           <w:rPr>
             <w:noProof/>
           </w:rPr>
-          <w:t>6</w:t>
+          <w:t>9</w:t>
         </w:r>
         <w:r>
           <w:rPr>
@@ -1494,13 +1681,14 @@
           <w14:ligatures w14:val="standardContextual"/>
         </w:rPr>
       </w:pPr>
-      <w:hyperlink w:anchor="_Toc241443771" w:history="1">
+      <w:hyperlink w:anchor="_Toc244271736" w:history="1">
         <w:r>
           <w:rPr>
             <w:rStyle w:val="Hipervnculo"/>
-            <w:noProof/>
-          </w:rPr>
-          <w:t>Población</w:t>
+            <w:rFonts w:cs="Times New Roman"/>
+            <w:noProof/>
+          </w:rPr>
+          <w:t>Técnicas o instrumentos</w:t>
         </w:r>
         <w:r>
           <w:rPr>
@@ -1518,7 +1706,7 @@
           <w:rPr>
             <w:noProof/>
           </w:rPr>
-          <w:instrText xml:space="preserve"> PAGEREF _Toc241443771 \h </w:instrText>
+          <w:instrText xml:space="preserve"> PAGEREF _Toc244271736 \h </w:instrText>
         </w:r>
         <w:r>
           <w:rPr>
@@ -1535,7 +1723,7 @@
           <w:rPr>
             <w:noProof/>
           </w:rPr>
-          <w:t>6</w:t>
+          <w:t>10</w:t>
         </w:r>
         <w:r>
           <w:rPr>
@@ -1561,7 +1749,7 @@
           <w14:ligatures w14:val="standardContextual"/>
         </w:rPr>
       </w:pPr>
-      <w:hyperlink w:anchor="_Toc241443772" w:history="1">
+      <w:hyperlink w:anchor="_Toc244271737" w:history="1">
         <w:r>
           <w:rPr>
             <w:rStyle w:val="Hipervnculo"/>
@@ -1586,7 +1774,7 @@
           <w:rPr>
             <w:noProof/>
           </w:rPr>
-          <w:instrText xml:space="preserve"> PAGEREF _Toc241443772 \h </w:instrText>
+          <w:instrText xml:space="preserve"> PAGEREF _Toc244271737 \h </w:instrText>
         </w:r>
         <w:r>
           <w:rPr>
@@ -1603,7 +1791,7 @@
           <w:rPr>
             <w:noProof/>
           </w:rPr>
-          <w:t>7</w:t>
+          <w:t>11</w:t>
         </w:r>
         <w:r>
           <w:rPr>
@@ -1624,87 +1812,14 @@
     </w:p>
     <w:p>
       <w:pPr>
-        <w:pStyle w:val="Standard"/>
-        <w:ind w:firstLine="0"/>
-      </w:pPr>
-    </w:p>
-    <w:p>
-      <w:pPr>
-        <w:pStyle w:val="Standard"/>
-        <w:ind w:firstLine="0"/>
-      </w:pPr>
-    </w:p>
-    <w:p>
-      <w:pPr>
-        <w:pStyle w:val="Standard"/>
-        <w:ind w:firstLine="0"/>
-      </w:pPr>
-    </w:p>
-    <w:p>
-      <w:pPr>
-        <w:pStyle w:val="Standard"/>
-        <w:ind w:firstLine="0"/>
-      </w:pPr>
-    </w:p>
-    <w:p>
-      <w:pPr>
-        <w:pStyle w:val="Standard"/>
-        <w:ind w:firstLine="0"/>
-      </w:pPr>
-    </w:p>
-    <w:p>
-      <w:pPr>
-        <w:pStyle w:val="Standard"/>
-        <w:ind w:firstLine="0"/>
-      </w:pPr>
-    </w:p>
-    <w:p>
-      <w:pPr>
-        <w:pStyle w:val="Standard"/>
-        <w:ind w:firstLine="0"/>
-      </w:pPr>
-    </w:p>
-    <w:p>
-      <w:pPr>
-        <w:pStyle w:val="Standard"/>
-        <w:ind w:firstLine="0"/>
-      </w:pPr>
-    </w:p>
-    <w:p>
-      <w:pPr>
-        <w:pStyle w:val="Standard"/>
-        <w:ind w:firstLine="0"/>
-      </w:pPr>
-    </w:p>
-    <w:p>
-      <w:pPr>
-        <w:pStyle w:val="Standard"/>
-        <w:ind w:firstLine="0"/>
-      </w:pPr>
-    </w:p>
-    <w:p>
-      <w:pPr>
         <w:pStyle w:val="Ttulo1"/>
-        <w:rPr>
-          <w:rFonts w:ascii="Times New Roman" w:hAnsi="Times New Roman" w:cs="Times New Roman"/>
-        </w:rPr>
-      </w:pPr>
-      <w:bookmarkStart w:id="1" w:name="_Toc241443756"/>
-      <w:r>
-        <w:rPr>
-          <w:rFonts w:ascii="Times New Roman" w:hAnsi="Times New Roman" w:cs="Times New Roman"/>
-        </w:rPr>
+      </w:pPr>
+      <w:bookmarkStart w:id="2" w:name="_Toc244271722"/>
+      <w:r>
         <w:lastRenderedPageBreak/>
         <w:t>Índice de Tablas</w:t>
       </w:r>
-      <w:bookmarkEnd w:id="1"/>
-    </w:p>
-    <w:p>
-      <w:pPr>
-        <w:pStyle w:val="Standard"/>
-        <w:ind w:firstLine="0"/>
-        <w:jc w:val="center"/>
-      </w:pPr>
+      <w:bookmarkEnd w:id="2"/>
     </w:p>
     <w:p>
       <w:pPr>
@@ -1736,17 +1851,14 @@
     </w:p>
     <w:p>
       <w:pPr>
-        <w:pStyle w:val="Standard"/>
-        <w:ind w:firstLine="0"/>
-        <w:jc w:val="center"/>
-      </w:pPr>
-      <w:r>
-        <w:rPr>
-          <w:b/>
-          <w:bCs/>
-        </w:rPr>
+        <w:pStyle w:val="Ttulo1"/>
+      </w:pPr>
+      <w:bookmarkStart w:id="3" w:name="_Toc244271723"/>
+      <w:r>
+        <w:lastRenderedPageBreak/>
         <w:t>Índice de Figuras</w:t>
       </w:r>
+      <w:bookmarkEnd w:id="3"/>
     </w:p>
     <w:p>
       <w:pPr>
@@ -1948,16 +2060,16 @@
     </w:p>
     <w:p>
       <w:pPr>
-        <w:pStyle w:val="Ttulo"/>
-      </w:pPr>
-      <w:bookmarkStart w:id="2" w:name="_Toc182219517"/>
-      <w:bookmarkStart w:id="3" w:name="_Toc241443757"/>
+        <w:pStyle w:val="Ttulo1"/>
+      </w:pPr>
+      <w:bookmarkStart w:id="4" w:name="_Toc182219517"/>
+      <w:bookmarkStart w:id="5" w:name="_Toc244271724"/>
       <w:r>
         <w:lastRenderedPageBreak/>
         <w:t>Planteamiento del problema</w:t>
       </w:r>
-      <w:bookmarkEnd w:id="2"/>
-      <w:bookmarkEnd w:id="3"/>
+      <w:bookmarkEnd w:id="4"/>
+      <w:bookmarkEnd w:id="5"/>
     </w:p>
     <w:p>
       <w:pPr>
@@ -1965,27 +2077,63 @@
         <w:tabs>
           <w:tab w:val="clear" w:pos="3068"/>
         </w:tabs>
-      </w:pPr>
-      <w:r>
         <w:rPr>
           <w:rFonts w:cs="Times New Roman"/>
           <w:color w:val="FF0000"/>
           <w:szCs w:val="22"/>
         </w:rPr>
+      </w:pPr>
+      <w:r>
+        <w:rPr>
+          <w:rFonts w:cs="Times New Roman"/>
+          <w:color w:val="FF0000"/>
+          <w:szCs w:val="22"/>
+        </w:rPr>
         <w:t>Describa la problemática que usted ayudará a resolver con la realización del proyecto. SIN PROPONER SOLUCIÓN TODAVÍA. Describa el problema que la tecnología seleccionada por usted ayuda a solucionar. (POR EJEMPLO, si usted seleccionó trabajar con sensores de movimiento para prender luces automáticamente, podría hablar de problemas relacionados con seguridad o ahorro de energía).</w:t>
       </w:r>
     </w:p>
     <w:p>
       <w:pPr>
-        <w:pStyle w:val="Ttulo"/>
-      </w:pPr>
-      <w:bookmarkStart w:id="4" w:name="_Toc182219518"/>
-      <w:bookmarkStart w:id="5" w:name="_Toc241443758"/>
-      <w:r>
-        <w:t>Justificación</w:t>
-      </w:r>
-      <w:bookmarkEnd w:id="4"/>
-      <w:bookmarkEnd w:id="5"/>
+        <w:pStyle w:val="Standard"/>
+      </w:pPr>
+      <w:r>
+        <w:rPr>
+          <w:color w:val="FF0000"/>
+        </w:rPr>
+        <w:t xml:space="preserve">Termine el </w:t>
+      </w:r>
+      <w:r>
+        <w:rPr>
+          <w:b/>
+          <w:bCs/>
+          <w:color w:val="FF0000"/>
+        </w:rPr>
+        <w:t>planteamiento del problema</w:t>
+      </w:r>
+      <w:r>
+        <w:rPr>
+          <w:color w:val="FF0000"/>
+        </w:rPr>
+        <w:t xml:space="preserve"> con un párrafo donde r</w:t>
+      </w:r>
+      <w:r>
+        <w:rPr>
+          <w:color w:val="FF0000"/>
+        </w:rPr>
+        <w:t xml:space="preserve">edacte una pregunta la cual formule la manera de resolver el problema teniendo en cuenta el título </w:t>
+      </w:r>
+      <w:r>
+        <w:rPr>
+          <w:color w:val="FF0000"/>
+        </w:rPr>
+        <w:t>de</w:t>
+      </w:r>
+      <w:r>
+        <w:rPr>
+          <w:color w:val="FF0000"/>
+        </w:rPr>
+        <w:t xml:space="preserve"> su proyecto. (EJEMPLO: ¿Cuál es el impacto del uso del teléfono celular en la atención de estudiantes durante las actividades realizadas en horario escolar?)</w:t>
+      </w:r>
     </w:p>
     <w:p>
       <w:pPr>
@@ -1994,40 +2142,19 @@
           <w:tab w:val="clear" w:pos="3068"/>
         </w:tabs>
       </w:pPr>
-      <w:r>
-        <w:rPr>
-          <w:rFonts w:cs="Times New Roman"/>
-          <w:color w:val="FF0000"/>
-        </w:rPr>
-        <w:t>¿Por qué es importante realizar el trabajo de la investigación? ¿Para qué se va a realizar el proyecto? ¿Qué aporta su proyecto a la institución educativa y a la comunidad en general?</w:t>
-      </w:r>
-    </w:p>
-    <w:p>
-      <w:pPr>
-        <w:pStyle w:val="Ttulo"/>
-      </w:pPr>
-      <w:bookmarkStart w:id="6" w:name="_Toc182219519"/>
-      <w:bookmarkStart w:id="7" w:name="_Toc241443759"/>
-      <w:r>
-        <w:t>Objetivos</w:t>
+    </w:p>
+    <w:p>
+      <w:pPr>
+        <w:pStyle w:val="Ttulo1"/>
+      </w:pPr>
+      <w:bookmarkStart w:id="6" w:name="_Toc182219518"/>
+      <w:bookmarkStart w:id="7" w:name="_Toc244271725"/>
+      <w:r>
+        <w:lastRenderedPageBreak/>
+        <w:t>Justificación</w:t>
       </w:r>
       <w:bookmarkEnd w:id="6"/>
       <w:bookmarkEnd w:id="7"/>
-    </w:p>
-    <w:p>
-      <w:pPr>
-        <w:pStyle w:val="Ttulo2"/>
-      </w:pPr>
-      <w:bookmarkStart w:id="8" w:name="_Toc182219520"/>
-      <w:bookmarkStart w:id="9" w:name="_Toc241443760"/>
-      <w:r>
-        <w:rPr>
-          <w:rFonts w:cs="Times New Roman"/>
-        </w:rPr>
-        <w:t>Objetivo General</w:t>
-      </w:r>
-      <w:bookmarkEnd w:id="8"/>
-      <w:bookmarkEnd w:id="9"/>
     </w:p>
     <w:p>
       <w:pPr>
@@ -2040,25 +2167,70 @@
         <w:rPr>
           <w:rFonts w:cs="Times New Roman"/>
           <w:color w:val="FF0000"/>
-          <w:szCs w:val="22"/>
-        </w:rPr>
-        <w:t>¿Qué se quiere lograr con su proyecto? Debe estar escrito en verbo y de manera definitiva. (POR EJEMPLO: Configurar un sistema ARDUINO que permita activar una luz cuando detecte movimiento.</w:t>
-      </w:r>
+        </w:rPr>
+        <w:t>¿Por qué es importante realizar el trabajo de la investigación? ¿Para qué se va a realizar el proyecto? ¿Qué aporta su proyecto a la institución educativa y a la comunidad en general?</w:t>
+      </w:r>
+    </w:p>
+    <w:p>
+      <w:pPr>
+        <w:pStyle w:val="Ttulo1"/>
+      </w:pPr>
+      <w:bookmarkStart w:id="8" w:name="_Toc182219519"/>
+      <w:bookmarkStart w:id="9" w:name="_Toc244271726"/>
+      <w:r>
+        <w:lastRenderedPageBreak/>
+        <w:t>Objetivos</w:t>
+      </w:r>
+      <w:bookmarkEnd w:id="8"/>
+      <w:bookmarkEnd w:id="9"/>
     </w:p>
     <w:p>
       <w:pPr>
         <w:pStyle w:val="Ttulo2"/>
       </w:pPr>
-      <w:bookmarkStart w:id="10" w:name="_Toc182219521"/>
-      <w:bookmarkStart w:id="11" w:name="_Toc241443761"/>
-      <w:r>
-        <w:rPr>
-          <w:rFonts w:cs="Times New Roman"/>
-        </w:rPr>
-        <w:t>Objetivos Específicos</w:t>
+      <w:bookmarkStart w:id="10" w:name="_Toc182219520"/>
+      <w:bookmarkStart w:id="11" w:name="_Toc244271727"/>
+      <w:r>
+        <w:t>Objetivo General</w:t>
       </w:r>
       <w:bookmarkEnd w:id="10"/>
       <w:bookmarkEnd w:id="11"/>
+    </w:p>
+    <w:p>
+      <w:pPr>
+        <w:pStyle w:val="Standard"/>
+        <w:rPr>
+          <w:rFonts w:cs="Times New Roman"/>
+          <w:color w:val="FF0000"/>
+          <w:szCs w:val="22"/>
+        </w:rPr>
+      </w:pPr>
+      <w:r>
+        <w:rPr>
+          <w:rFonts w:cs="Times New Roman"/>
+          <w:color w:val="FF0000"/>
+          <w:szCs w:val="22"/>
+        </w:rPr>
+        <w:t>Escribe en una sola oración qué quieres lograr con tu proyecto. Comienza con un verbo en infinitivo (diseñar, construir, implementar, desarrollar).</w:t>
+      </w:r>
+    </w:p>
+    <w:p>
+      <w:pPr>
+        <w:pStyle w:val="Standard"/>
+        <w:rPr>
+          <w:rFonts w:cs="Times New Roman"/>
+          <w:color w:val="FF0000"/>
+          <w:szCs w:val="22"/>
+        </w:rPr>
+      </w:pPr>
+      <w:r>
+        <w:rPr>
+          <w:rFonts w:cs="Times New Roman"/>
+          <w:color w:val="FF0000"/>
+          <w:szCs w:val="22"/>
+        </w:rPr>
+        <w:t>Utiliza esta fórmula: VERBO + QUÉ HARÁS + CÓMO LO HARÁS + PARA QUÉ.</w:t>
+      </w:r>
     </w:p>
     <w:p>
       <w:pPr>
@@ -2066,14 +2238,92 @@
         <w:tabs>
           <w:tab w:val="clear" w:pos="3068"/>
         </w:tabs>
-      </w:pPr>
-      <w:r>
         <w:rPr>
           <w:rFonts w:cs="Times New Roman"/>
           <w:color w:val="FF0000"/>
           <w:szCs w:val="22"/>
         </w:rPr>
-        <w:t>Liste como logrará cumplir el objetivo general. (Mínimo 3 objetivos específicos). (POR EJEMPLO:</w:t>
+      </w:pPr>
+      <w:r>
+        <w:rPr>
+          <w:rFonts w:cs="Times New Roman"/>
+          <w:color w:val="FF0000"/>
+          <w:szCs w:val="22"/>
+        </w:rPr>
+        <w:t xml:space="preserve">Ejemplo: </w:t>
+      </w:r>
+    </w:p>
+    <w:p>
+      <w:pPr>
+        <w:pStyle w:val="Standard"/>
+        <w:tabs>
+          <w:tab w:val="clear" w:pos="3068"/>
+        </w:tabs>
+        <w:rPr>
+          <w:rFonts w:cs="Times New Roman"/>
+          <w:color w:val="FF0000"/>
+          <w:szCs w:val="22"/>
+        </w:rPr>
+      </w:pPr>
+      <w:r>
+        <w:rPr>
+          <w:rFonts w:cs="Times New Roman"/>
+          <w:color w:val="FF0000"/>
+          <w:szCs w:val="22"/>
+        </w:rPr>
+        <w:t>Diseñar un sistema de riego automático utilizando Arduino para optimizar el consumo de agua en la huerta escolar.</w:t>
+      </w:r>
+    </w:p>
+    <w:p>
+      <w:pPr>
+        <w:pStyle w:val="Ttulo2"/>
+        <w:rPr>
+          <w:rFonts w:cs="Times New Roman"/>
+        </w:rPr>
+      </w:pPr>
+      <w:bookmarkStart w:id="12" w:name="_Toc182219521"/>
+    </w:p>
+    <w:p>
+      <w:pPr>
+        <w:pStyle w:val="Ttulo2"/>
+      </w:pPr>
+      <w:bookmarkStart w:id="13" w:name="_Toc244271728"/>
+      <w:r>
+        <w:t>Objetivos Específicos</w:t>
+      </w:r>
+      <w:bookmarkEnd w:id="12"/>
+      <w:bookmarkEnd w:id="13"/>
+    </w:p>
+    <w:p>
+      <w:pPr>
+        <w:pStyle w:val="Standard"/>
+        <w:tabs>
+          <w:tab w:val="clear" w:pos="3068"/>
+        </w:tabs>
+      </w:pPr>
+      <w:r>
+        <w:rPr>
+          <w:rFonts w:cs="Times New Roman"/>
+          <w:color w:val="FF0000"/>
+          <w:szCs w:val="22"/>
+        </w:rPr>
+        <w:t>Liste como logrará cumplir el objetivo general. (</w:t>
+      </w:r>
+      <w:r>
+        <w:rPr>
+          <w:rFonts w:cs="Times New Roman"/>
+          <w:color w:val="FF0000"/>
+          <w:szCs w:val="22"/>
+        </w:rPr>
+        <w:t>Máximo</w:t>
+      </w:r>
+      <w:r>
+        <w:rPr>
+          <w:rFonts w:cs="Times New Roman"/>
+          <w:color w:val="FF0000"/>
+          <w:szCs w:val="22"/>
+        </w:rPr>
+        <w:t xml:space="preserve"> 3 objetivos específicos). (POR EJEMPLO:</w:t>
       </w:r>
     </w:p>
     <w:p>
@@ -2138,26 +2388,11 @@
     </w:p>
     <w:p>
       <w:pPr>
-        <w:pStyle w:val="Ttulo"/>
-      </w:pPr>
-      <w:bookmarkStart w:id="12" w:name="_Toc182219522"/>
-      <w:bookmarkStart w:id="13" w:name="_Toc241443762"/>
-      <w:r>
-        <w:t>Pregunta problematizadora</w:t>
-      </w:r>
-      <w:bookmarkEnd w:id="12"/>
-      <w:bookmarkEnd w:id="13"/>
-    </w:p>
-    <w:p>
-      <w:pPr>
         <w:pStyle w:val="Standard"/>
-      </w:pPr>
-      <w:r>
-        <w:rPr>
-          <w:color w:val="FF0000"/>
-        </w:rPr>
-        <w:t>Redacte una pregunta por medio de la cual formule la manera de resolver el problema teniendo en cuenta el título que le dio a su proyecto. (EJEMPLO: ¿Cuál es el impacto del uso del teléfono celular en la atención de estudiantes durante las actividades realizadas en horario escolar?)</w:t>
-      </w:r>
+        <w:rPr>
+          <w:color w:val="FF0000"/>
+        </w:rPr>
+      </w:pPr>
     </w:p>
     <w:p>
       <w:pPr>
@@ -2169,26 +2404,10 @@
     </w:p>
     <w:p>
       <w:pPr>
-        <w:pStyle w:val="Standard"/>
-        <w:rPr>
-          <w:color w:val="FF0000"/>
-        </w:rPr>
-      </w:pPr>
-    </w:p>
-    <w:p>
-      <w:pPr>
-        <w:pStyle w:val="Standard"/>
-        <w:rPr>
-          <w:color w:val="FF0000"/>
-        </w:rPr>
-      </w:pPr>
-    </w:p>
-    <w:p>
-      <w:pPr>
-        <w:pStyle w:val="Ttulo"/>
+        <w:pStyle w:val="Ttulo1"/>
       </w:pPr>
       <w:bookmarkStart w:id="14" w:name="_Toc182219523"/>
-      <w:bookmarkStart w:id="15" w:name="_Toc241443763"/>
+      <w:bookmarkStart w:id="15" w:name="_Toc244271729"/>
       <w:r>
         <w:lastRenderedPageBreak/>
         <w:t>Marco teórico</w:t>
@@ -2201,7 +2420,7 @@
         <w:pStyle w:val="Ttulo2"/>
       </w:pPr>
       <w:bookmarkStart w:id="16" w:name="_Toc182219524"/>
-      <w:bookmarkStart w:id="17" w:name="_Toc241443764"/>
+      <w:bookmarkStart w:id="17" w:name="_Toc244271730"/>
       <w:r>
         <w:t>Marco conceptual</w:t>
       </w:r>
@@ -2220,13 +2439,21 @@
         </w:rPr>
         <w:t>Describa los conceptos teóricos relacionados con su proyecto de grado. No olvide citarlos en la sección de REFERENCIAS al final del documento.</w:t>
       </w:r>
+      <w:r>
+        <w:rPr>
+          <w:rFonts w:cs="Times New Roman"/>
+          <w:color w:val="FF0000"/>
+          <w:szCs w:val="22"/>
+        </w:rPr>
+        <w:t xml:space="preserve"> (Búsqueda simples en Google)</w:t>
+      </w:r>
     </w:p>
     <w:p>
       <w:pPr>
         <w:pStyle w:val="Ttulo2"/>
       </w:pPr>
       <w:bookmarkStart w:id="18" w:name="_Toc182219525"/>
-      <w:bookmarkStart w:id="19" w:name="_Toc241443765"/>
+      <w:bookmarkStart w:id="19" w:name="_Toc244271731"/>
       <w:r>
         <w:rPr>
           <w:rFonts w:cs="Times New Roman"/>
@@ -2239,14 +2466,152 @@
     <w:p>
       <w:pPr>
         <w:pStyle w:val="Standard"/>
-      </w:pPr>
-      <w:r>
         <w:rPr>
           <w:rFonts w:cs="Times New Roman"/>
           <w:color w:val="FF0000"/>
           <w:szCs w:val="22"/>
         </w:rPr>
-        <w:t>Describa los proyectos similares al suyo que encuentre en INTERNET. No olvide citarlos en la sección de REFERENCIAS al final del documento. Si se requieren imágenes, agregar el título de estas como Figuras.</w:t>
+      </w:pPr>
+      <w:r>
+        <w:rPr>
+          <w:rFonts w:cs="Times New Roman"/>
+          <w:color w:val="FF0000"/>
+          <w:szCs w:val="22"/>
+        </w:rPr>
+        <w:t xml:space="preserve">Describa los proyectos similares al suyo que encuentre en INTERNET. No olvide citarlos en la sección de REFERENCIAS al final del documento. </w:t>
+      </w:r>
+      <w:r>
+        <w:rPr>
+          <w:rFonts w:cs="Times New Roman"/>
+          <w:color w:val="FF0000"/>
+          <w:szCs w:val="22"/>
+        </w:rPr>
+        <w:t xml:space="preserve">(Búsquedas avanzadas en Google con filtro de </w:t>
+      </w:r>
+      <w:r>
+        <w:rPr>
+          <w:rFonts w:cs="Times New Roman"/>
+          <w:color w:val="FF0000"/>
+          <w:szCs w:val="22"/>
+        </w:rPr>
+        <w:t xml:space="preserve">extensiones en PDF). </w:t>
+      </w:r>
+      <w:r>
+        <w:rPr>
+          <w:rFonts w:cs="Times New Roman"/>
+          <w:color w:val="FF0000"/>
+          <w:szCs w:val="22"/>
+        </w:rPr>
+        <w:t>Antecedentes internacionales</w:t>
+      </w:r>
+      <w:r>
+        <w:rPr>
+          <w:rFonts w:cs="Times New Roman"/>
+          <w:color w:val="FF0000"/>
+          <w:szCs w:val="22"/>
+        </w:rPr>
+        <w:t>, a</w:t>
+      </w:r>
+      <w:r>
+        <w:rPr>
+          <w:rFonts w:cs="Times New Roman"/>
+          <w:color w:val="FF0000"/>
+          <w:szCs w:val="22"/>
+        </w:rPr>
+        <w:t>ntecedentes nacionale</w:t>
+      </w:r>
+      <w:r>
+        <w:rPr>
+          <w:rFonts w:cs="Times New Roman"/>
+          <w:color w:val="FF0000"/>
+          <w:szCs w:val="22"/>
+        </w:rPr>
+        <w:t>s, a</w:t>
+      </w:r>
+      <w:r>
+        <w:rPr>
+          <w:rFonts w:cs="Times New Roman"/>
+          <w:color w:val="FF0000"/>
+          <w:szCs w:val="22"/>
+        </w:rPr>
+        <w:t>ntecedentes locales</w:t>
+      </w:r>
+      <w:r>
+        <w:rPr>
+          <w:rFonts w:cs="Times New Roman"/>
+          <w:color w:val="FF0000"/>
+          <w:szCs w:val="22"/>
+        </w:rPr>
+        <w:t xml:space="preserve"> (repositorio de proyectos de grado institucionales)</w:t>
+      </w:r>
+    </w:p>
+    <w:p>
+      <w:pPr>
+        <w:pStyle w:val="Standard"/>
+      </w:pPr>
+      <w:r>
+        <w:rPr>
+          <w:rFonts w:cs="Times New Roman"/>
+          <w:color w:val="FF0000"/>
+          <w:szCs w:val="22"/>
+        </w:rPr>
+        <w:t>Si se requieren imágenes, agregar el título de estas como Figuras.</w:t>
+      </w:r>
+      <w:r>
+        <w:rPr>
+          <w:rFonts w:cs="Times New Roman"/>
+          <w:color w:val="FF0000"/>
+          <w:szCs w:val="22"/>
+        </w:rPr>
+        <w:t xml:space="preserve"> (la bandera del colegio es un ejemplo de </w:t>
+      </w:r>
+      <w:r>
+        <w:rPr>
+          <w:rFonts w:cs="Times New Roman"/>
+          <w:color w:val="FF0000"/>
+          <w:szCs w:val="22"/>
+        </w:rPr>
+        <w:t>cómo</w:t>
+      </w:r>
+      <w:r>
+        <w:rPr>
+          <w:rFonts w:cs="Times New Roman"/>
+          <w:color w:val="FF0000"/>
+          <w:szCs w:val="22"/>
+        </w:rPr>
+        <w:t xml:space="preserve"> se </w:t>
+      </w:r>
+      <w:r>
+        <w:rPr>
+          <w:rFonts w:cs="Times New Roman"/>
+          <w:color w:val="FF0000"/>
+          <w:szCs w:val="22"/>
+        </w:rPr>
+        <w:t>utilizan las figuras)</w:t>
+      </w:r>
+      <w:r>
+        <w:rPr>
+          <w:rFonts w:cs="Times New Roman"/>
+          <w:color w:val="FF0000"/>
+          <w:szCs w:val="22"/>
+        </w:rPr>
+        <w:t xml:space="preserve"> (NO ES OBLIGATORIO TENER LA IMAGEN DE LA BANDERA </w:t>
+      </w:r>
+      <w:r>
+        <w:rPr>
+          <w:rFonts w:cs="Times New Roman"/>
+          <w:color w:val="FF0000"/>
+          <w:szCs w:val="22"/>
+        </w:rPr>
+        <w:t>EN EL DOCUMENTO</w:t>
+      </w:r>
+      <w:r>
+        <w:rPr>
+          <w:rFonts w:cs="Times New Roman"/>
+          <w:color w:val="FF0000"/>
+          <w:szCs w:val="22"/>
+        </w:rPr>
+        <w:t>)</w:t>
       </w:r>
     </w:p>
     <w:p>
@@ -2287,7 +2652,7 @@
                     <pic:cNvPicPr/>
                   </pic:nvPicPr>
                   <pic:blipFill>
-                    <a:blip r:embed="rId7">
+                    <a:blip r:embed="rId9">
                       <a:lum/>
                       <a:alphaModFix/>
                     </a:blip>
@@ -2317,107 +2682,31 @@
         </w:drawing>
       </w:r>
     </w:p>
-    <w:p>
-      <w:pPr>
-        <w:pStyle w:val="Standard"/>
-        <w:ind w:firstLine="0"/>
-        <w:rPr>
-          <w:rFonts w:cs="Times New Roman"/>
-          <w:color w:val="FF0000"/>
-          <w:szCs w:val="22"/>
-        </w:rPr>
-      </w:pPr>
-    </w:p>
-    <w:p>
-      <w:pPr>
-        <w:pStyle w:val="Ttulo2"/>
-      </w:pPr>
-      <w:bookmarkStart w:id="21" w:name="_Toc182219526"/>
-      <w:bookmarkStart w:id="22" w:name="_Toc241443766"/>
-      <w:r>
-        <w:rPr>
-          <w:rFonts w:cs="Times New Roman"/>
-        </w:rPr>
-        <w:t>Marco legal</w:t>
+    <w:p/>
+    <w:p>
+      <w:pPr>
+        <w:pStyle w:val="Ttulo1"/>
+      </w:pPr>
+      <w:bookmarkStart w:id="21" w:name="_Toc182219527"/>
+      <w:bookmarkStart w:id="22" w:name="_Toc244271732"/>
+      <w:r>
+        <w:lastRenderedPageBreak/>
+        <w:t>Aspectos Metodológicos</w:t>
       </w:r>
       <w:bookmarkEnd w:id="21"/>
       <w:bookmarkEnd w:id="22"/>
     </w:p>
     <w:p>
       <w:pPr>
-        <w:pStyle w:val="Standard"/>
-      </w:pPr>
-      <w:r>
-        <w:rPr>
-          <w:rFonts w:cs="Times New Roman"/>
-          <w:color w:val="FF0000"/>
-          <w:szCs w:val="22"/>
-        </w:rPr>
-        <w:t>Describir la ley de derechos de autor (LEY 23 DE 1982). (SI SU TRABAJO ESTA RELACIONADO CON SEGURIDAD INDUSTRIAL O SEGURIDAD INFORMÁTICA, explique las leyes colombianas relacionadas)</w:t>
-      </w:r>
-    </w:p>
-    <w:p>
-      <w:pPr>
-        <w:pStyle w:val="Ttulo"/>
-      </w:pPr>
-    </w:p>
-    <w:p>
-      <w:pPr>
-        <w:pStyle w:val="Ttulo"/>
-      </w:pPr>
-    </w:p>
-    <w:p>
-      <w:pPr>
-        <w:pStyle w:val="Ttulo"/>
-      </w:pPr>
-    </w:p>
-    <w:p>
-      <w:pPr>
-        <w:pStyle w:val="Ttulo"/>
-      </w:pPr>
-    </w:p>
-    <w:p>
-      <w:pPr>
-        <w:pStyle w:val="Ttulo"/>
-      </w:pPr>
-    </w:p>
-    <w:p>
-      <w:pPr>
-        <w:pStyle w:val="Ttulo"/>
-      </w:pPr>
-    </w:p>
-    <w:p>
-      <w:pPr>
-        <w:pStyle w:val="Ttulo"/>
-      </w:pPr>
-    </w:p>
-    <w:p>
-      <w:pPr>
-        <w:pStyle w:val="Ttulo"/>
-      </w:pPr>
-      <w:bookmarkStart w:id="23" w:name="_Toc182219527"/>
-      <w:bookmarkStart w:id="24" w:name="_Toc241443767"/>
-      <w:r>
-        <w:lastRenderedPageBreak/>
-        <w:t>Aspectos Metodológicos</w:t>
+        <w:pStyle w:val="Ttulo2"/>
+      </w:pPr>
+      <w:bookmarkStart w:id="23" w:name="_Toc182219528"/>
+      <w:bookmarkStart w:id="24" w:name="_Toc244271733"/>
+      <w:r>
+        <w:t>Fases de proyecto</w:t>
       </w:r>
       <w:bookmarkEnd w:id="23"/>
       <w:bookmarkEnd w:id="24"/>
-    </w:p>
-    <w:p>
-      <w:pPr>
-        <w:pStyle w:val="Ttulo2"/>
-      </w:pPr>
-      <w:bookmarkStart w:id="25" w:name="_Toc182219528"/>
-      <w:bookmarkStart w:id="26" w:name="_Toc241443768"/>
-      <w:r>
-        <w:rPr>
-          <w:rFonts w:cs="Times New Roman"/>
-        </w:rPr>
-        <w:t>Fases de proyecto</w:t>
-      </w:r>
-      <w:bookmarkEnd w:id="25"/>
-      <w:bookmarkEnd w:id="26"/>
     </w:p>
     <w:p>
       <w:pPr>
@@ -2494,16 +2783,13 @@
       <w:pPr>
         <w:pStyle w:val="Ttulo2"/>
       </w:pPr>
-      <w:bookmarkStart w:id="27" w:name="_Toc182219529"/>
-      <w:bookmarkStart w:id="28" w:name="_Toc241443769"/>
-      <w:r>
-        <w:rPr>
-          <w:rFonts w:cs="Times New Roman"/>
-        </w:rPr>
+      <w:bookmarkStart w:id="25" w:name="_Toc182219529"/>
+      <w:bookmarkStart w:id="26" w:name="_Toc244271734"/>
+      <w:r>
         <w:t>Cronograma de actividades</w:t>
       </w:r>
-      <w:bookmarkEnd w:id="27"/>
-      <w:bookmarkEnd w:id="28"/>
+      <w:bookmarkEnd w:id="25"/>
+      <w:bookmarkEnd w:id="26"/>
     </w:p>
     <w:p>
       <w:pPr>
@@ -2523,11 +2809,11 @@
         <w:pStyle w:val="Descripcin"/>
         <w:keepNext/>
       </w:pPr>
-      <w:bookmarkStart w:id="29" w:name="_Toc182219533"/>
+      <w:bookmarkStart w:id="27" w:name="_Toc182219533"/>
       <w:r>
         <w:t>Tabla 1 Cronograma de actividades</w:t>
       </w:r>
-      <w:bookmarkEnd w:id="29"/>
+      <w:bookmarkEnd w:id="27"/>
     </w:p>
     <w:tbl>
       <w:tblPr>
@@ -5425,6 +5711,7 @@
     <w:p>
       <w:pPr>
         <w:pStyle w:val="Standard"/>
+        <w:ind w:firstLine="0"/>
         <w:rPr>
           <w:rFonts w:cs="Times New Roman"/>
           <w:color w:val="FF0000"/>
@@ -5435,55 +5722,284 @@
     <w:p>
       <w:pPr>
         <w:pStyle w:val="Standard"/>
-      </w:pPr>
-      <w:r>
         <w:rPr>
           <w:rFonts w:cs="Times New Roman"/>
           <w:color w:val="FF0000"/>
           <w:szCs w:val="22"/>
         </w:rPr>
-        <w:t>Observe que la fase 06 se desarrolla en paralelo con las demás fases en todo el año.</w:t>
+      </w:pPr>
+      <w:r>
+        <w:rPr>
+          <w:rFonts w:cs="Times New Roman"/>
+          <w:color w:val="FF0000"/>
+          <w:szCs w:val="22"/>
+        </w:rPr>
+        <w:t xml:space="preserve">Observe que </w:t>
+      </w:r>
+      <w:r>
+        <w:rPr>
+          <w:rFonts w:cs="Times New Roman"/>
+          <w:color w:val="FF0000"/>
+          <w:szCs w:val="22"/>
+        </w:rPr>
+        <w:t xml:space="preserve">en este ejemplo, </w:t>
+      </w:r>
+      <w:r>
+        <w:rPr>
+          <w:rFonts w:cs="Times New Roman"/>
+          <w:color w:val="FF0000"/>
+          <w:szCs w:val="22"/>
+        </w:rPr>
+        <w:t>la fase 06 se desarrolla en paralelo con las demás fases en todo el año.</w:t>
       </w:r>
     </w:p>
     <w:p>
       <w:pPr>
         <w:pStyle w:val="Ttulo2"/>
       </w:pPr>
-      <w:bookmarkStart w:id="30" w:name="_Toc182219530"/>
-      <w:bookmarkStart w:id="31" w:name="_Toc241443770"/>
+      <w:bookmarkStart w:id="28" w:name="_Toc244271735"/>
+      <w:r>
+        <w:t>Población</w:t>
+      </w:r>
+      <w:bookmarkEnd w:id="28"/>
+    </w:p>
+    <w:p>
+      <w:pPr>
+        <w:pStyle w:val="Standard"/>
+      </w:pPr>
+      <w:r>
+        <w:rPr>
+          <w:color w:val="FF0000"/>
+        </w:rPr>
+        <w:t>Describa la población en la cual se desarrollará su proyecto.</w:t>
+      </w:r>
+    </w:p>
+    <w:p>
+      <w:pPr>
+        <w:pStyle w:val="Standard"/>
+      </w:pPr>
+    </w:p>
+    <w:p>
+      <w:pPr>
+        <w:pStyle w:val="Standard"/>
+      </w:pPr>
+    </w:p>
+    <w:p>
+      <w:pPr>
+        <w:pStyle w:val="Standard"/>
+      </w:pPr>
+    </w:p>
+    <w:p>
+      <w:pPr>
+        <w:pStyle w:val="Ttulo2"/>
+      </w:pPr>
+      <w:bookmarkStart w:id="29" w:name="_Toc182219530"/>
+      <w:bookmarkStart w:id="30" w:name="_Toc244271736"/>
       <w:r>
         <w:rPr>
           <w:rFonts w:cs="Times New Roman"/>
         </w:rPr>
         <w:t>Técnicas o instrumentos</w:t>
       </w:r>
+      <w:bookmarkEnd w:id="29"/>
       <w:bookmarkEnd w:id="30"/>
+    </w:p>
+    <w:p>
+      <w:pPr>
+        <w:pStyle w:val="Standard"/>
+        <w:rPr>
+          <w:color w:val="FF0000"/>
+        </w:rPr>
+      </w:pPr>
+      <w:bookmarkStart w:id="31" w:name="_Toc182219531"/>
+      <w:r>
+        <w:rPr>
+          <w:color w:val="FF0000"/>
+        </w:rPr>
+        <w:t xml:space="preserve">En </w:t>
+      </w:r>
+      <w:r>
+        <w:rPr>
+          <w:color w:val="FF0000"/>
+        </w:rPr>
+        <w:t>esta sección se</w:t>
+      </w:r>
+      <w:r>
+        <w:rPr>
+          <w:color w:val="FF0000"/>
+        </w:rPr>
+        <w:t xml:space="preserve"> debe</w:t>
+      </w:r>
+      <w:r>
+        <w:rPr>
+          <w:color w:val="FF0000"/>
+        </w:rPr>
+        <w:t xml:space="preserve"> </w:t>
+      </w:r>
+      <w:r>
+        <w:rPr>
+          <w:color w:val="FF0000"/>
+        </w:rPr>
+        <w:t>explicar cómo obtuvieron la información para desarrollar su investigación.</w:t>
+      </w:r>
+      <w:r>
+        <w:rPr>
+          <w:color w:val="FF0000"/>
+        </w:rPr>
+        <w:t xml:space="preserve"> </w:t>
+      </w:r>
+      <w:r>
+        <w:rPr>
+          <w:color w:val="FF0000"/>
+        </w:rPr>
+        <w:t xml:space="preserve">Para entenderlo fácilmente: </w:t>
+      </w:r>
+    </w:p>
+    <w:p>
+      <w:pPr>
+        <w:pStyle w:val="Standard"/>
+        <w:rPr>
+          <w:color w:val="FF0000"/>
+        </w:rPr>
+      </w:pPr>
+      <w:r>
+        <w:rPr>
+          <w:color w:val="FF0000"/>
+        </w:rPr>
+        <w:t xml:space="preserve">• </w:t>
+      </w:r>
+      <w:r>
+        <w:rPr>
+          <w:b/>
+          <w:bCs/>
+          <w:color w:val="FF0000"/>
+        </w:rPr>
+        <w:t>Técnica</w:t>
+      </w:r>
+      <w:r>
+        <w:rPr>
+          <w:color w:val="FF0000"/>
+        </w:rPr>
+        <w:t xml:space="preserve">: es la forma de conseguir la información. Ejemplos: observar, entrevistar, encuestar o realizar pruebas. </w:t>
+      </w:r>
+    </w:p>
+    <w:p>
+      <w:pPr>
+        <w:pStyle w:val="Standard"/>
+        <w:rPr>
+          <w:color w:val="FF0000"/>
+        </w:rPr>
+      </w:pPr>
+      <w:r>
+        <w:rPr>
+          <w:color w:val="FF0000"/>
+        </w:rPr>
+        <w:t xml:space="preserve">• </w:t>
+      </w:r>
+      <w:r>
+        <w:rPr>
+          <w:b/>
+          <w:bCs/>
+          <w:color w:val="FF0000"/>
+        </w:rPr>
+        <w:t>Instrumento</w:t>
+      </w:r>
+      <w:r>
+        <w:rPr>
+          <w:color w:val="FF0000"/>
+        </w:rPr>
+        <w:t>: es el medio utilizado para registrar esa información. Ejemplos: cuestionario, lista de chequeo, guía de preguntas o formato de registro.</w:t>
+      </w:r>
+    </w:p>
+    <w:p>
+      <w:pPr>
+        <w:pStyle w:val="Standard"/>
+        <w:rPr>
+          <w:color w:val="FF0000"/>
+        </w:rPr>
+      </w:pPr>
+      <w:r>
+        <w:rPr>
+          <w:color w:val="FF0000"/>
+        </w:rPr>
+        <w:t>Ejemplo</w:t>
+      </w:r>
+      <w:r>
+        <w:rPr>
+          <w:color w:val="FF0000"/>
+        </w:rPr>
+        <w:t>:</w:t>
+      </w:r>
+      <w:r>
+        <w:rPr>
+          <w:color w:val="FF0000"/>
+        </w:rPr>
+        <w:t xml:space="preserve"> </w:t>
+      </w:r>
+      <w:r>
+        <w:rPr>
+          <w:color w:val="FF0000"/>
+        </w:rPr>
+        <w:t xml:space="preserve">Supongamos que el proyecto consiste en revisar el estado de los computadores de la institución. </w:t>
+      </w:r>
+    </w:p>
+    <w:p>
+      <w:pPr>
+        <w:pStyle w:val="Standard"/>
+        <w:rPr>
+          <w:color w:val="FF0000"/>
+        </w:rPr>
+      </w:pPr>
+      <w:r>
+        <w:rPr>
+          <w:color w:val="FF0000"/>
+        </w:rPr>
+        <w:t>“</w:t>
+      </w:r>
+      <w:r>
+        <w:rPr>
+          <w:color w:val="FF0000"/>
+        </w:rPr>
+        <w:t>Para recolectar la información se utilizó la técnica de observación directa, mediante la revisión</w:t>
+      </w:r>
+      <w:r>
+        <w:rPr>
+          <w:color w:val="FF0000"/>
+        </w:rPr>
+        <w:t xml:space="preserve"> </w:t>
+      </w:r>
+      <w:r>
+        <w:rPr>
+          <w:color w:val="FF0000"/>
+        </w:rPr>
+        <w:t>del estado físico y funcionamiento de los computadores. Como instrumento se empleó una lista de chequeo en la que se registraron las fallas encontradas, como problemas de encendido, daños en el teclado y dificultades de conexión a internet. La información recolectada permitió identificar los problemas más frecuentes y establecer cuáles equipos requerían mantenimiento</w:t>
+      </w:r>
+      <w:r>
+        <w:rPr>
+          <w:color w:val="FF0000"/>
+        </w:rPr>
+        <w:t>”</w:t>
+      </w:r>
+      <w:r>
+        <w:rPr>
+          <w:color w:val="FF0000"/>
+        </w:rPr>
+        <w:t>.</w:t>
+      </w:r>
+      <w:bookmarkStart w:id="32" w:name="_Toc182219532"/>
       <w:bookmarkEnd w:id="31"/>
     </w:p>
     <w:p>
       <w:pPr>
-        <w:pStyle w:val="Standard"/>
-        <w:tabs>
-          <w:tab w:val="clear" w:pos="3068"/>
-        </w:tabs>
-      </w:pPr>
-      <w:r>
-        <w:rPr>
-          <w:rFonts w:cs="Times New Roman"/>
-          <w:color w:val="FF0000"/>
-          <w:szCs w:val="22"/>
-        </w:rPr>
-        <w:t>Realice un inventario de los dispositivos tecnológicos que necesita para lograr su proyecto. Por ejemplo: computador, Internet, Intranet, switches, material didáctico, elementos de red, software, etc.</w:t>
-      </w:r>
-    </w:p>
-    <w:p>
-      <w:pPr>
-        <w:pStyle w:val="Ttulo2"/>
-      </w:pPr>
-      <w:bookmarkStart w:id="32" w:name="_Toc182219531"/>
-      <w:bookmarkStart w:id="33" w:name="_Toc241443771"/>
-      <w:r>
-        <w:t>Población</w:t>
+        <w:pStyle w:val="Ttulo1"/>
+      </w:pPr>
+      <w:bookmarkStart w:id="33" w:name="_Toc244271737"/>
+      <w:r>
+        <w:rPr>
+          <w:rFonts w:cs="Times New Roman"/>
+        </w:rPr>
+        <w:lastRenderedPageBreak/>
+        <w:t>Referencias</w:t>
       </w:r>
       <w:bookmarkEnd w:id="32"/>
       <w:bookmarkEnd w:id="33"/>
@@ -5496,36 +6012,9 @@
         <w:rPr>
           <w:color w:val="FF0000"/>
         </w:rPr>
-        <w:t>Describa la población en la cual se desarrollará su proyecto.</w:t>
-      </w:r>
-    </w:p>
-    <w:p>
-      <w:pPr>
-        <w:pStyle w:val="Ttulo1"/>
-      </w:pPr>
-      <w:bookmarkStart w:id="34" w:name="_Toc182219532"/>
-      <w:bookmarkStart w:id="35" w:name="_Toc241443772"/>
-      <w:r>
-        <w:rPr>
-          <w:rFonts w:ascii="Times New Roman" w:hAnsi="Times New Roman" w:cs="Times New Roman"/>
-        </w:rPr>
-        <w:lastRenderedPageBreak/>
-        <w:t>Referencias</w:t>
-      </w:r>
-      <w:bookmarkEnd w:id="34"/>
-      <w:bookmarkEnd w:id="35"/>
-    </w:p>
-    <w:p>
-      <w:pPr>
-        <w:pStyle w:val="Standard"/>
-      </w:pPr>
-      <w:r>
-        <w:rPr>
-          <w:color w:val="FF0000"/>
-        </w:rPr>
-        <w:t xml:space="preserve">Use el asistente de GOOGLE DOCS para insertar referencias de libros o páginas web consultadas o en su defecto, use el asistente de la siguiente web:  </w:t>
-      </w:r>
-      <w:hyperlink r:id="rId8" w:history="1">
+        <w:t xml:space="preserve">Para insertar referencias de libros o páginas web consultadas, use el asistente de la siguiente web:  </w:t>
+      </w:r>
+      <w:hyperlink r:id="rId10" w:history="1">
         <w:r>
           <w:rPr>
             <w:rStyle w:val="InternetLink"/>
@@ -5536,10 +6025,12 @@
       </w:hyperlink>
     </w:p>
     <w:sectPr>
-      <w:headerReference w:type="default" r:id="rId9"/>
+      <w:headerReference w:type="default" r:id="rId11"/>
       <w:pgSz w:w="12240" w:h="15840"/>
       <w:pgMar w:top="1440" w:right="1440" w:bottom="1440" w:left="1440" w:header="720" w:footer="720" w:gutter="0"/>
       <w:cols w:space="720"/>
+      <w:titlePg/>
+      <w:docGrid w:linePitch="299"/>
     </w:sectPr>
   </w:body>
 </w:document>
@@ -6467,7 +6958,9 @@
     <w:next w:val="Standard"/>
     <w:uiPriority w:val="9"/>
     <w:qFormat/>
+    <w:rsid w:val="00835512"/>
     <w:pPr>
+      <w:pageBreakBefore/>
       <w:tabs>
         <w:tab w:val="clear" w:pos="3068"/>
       </w:tabs>
@@ -6476,7 +6969,7 @@
       <w:outlineLvl w:val="0"/>
     </w:pPr>
     <w:rPr>
-      <w:rFonts w:ascii="Calibri" w:eastAsia="Calibri" w:hAnsi="Calibri" w:cs="Calibri"/>
+      <w:rFonts w:eastAsia="Calibri" w:cs="Calibri"/>
       <w:b/>
       <w:szCs w:val="22"/>
     </w:rPr>
@@ -6753,7 +7246,7 @@
     <w:uiPriority w:val="10"/>
     <w:qFormat/>
     <w:rPr>
-      <w:rFonts w:ascii="Times New Roman" w:eastAsia="Times New Roman" w:hAnsi="Times New Roman" w:cs="Times New Roman"/>
+      <w:rFonts w:eastAsia="Times New Roman" w:cs="Times New Roman"/>
     </w:rPr>
   </w:style>
   <w:style w:type="paragraph" w:styleId="Cita">
@@ -7565,4 +8058,16 @@
     </a:ext>
   </a:extLst>
 </a:theme>
+</file>
+
+<file path=customXml/item1.xml><?xml version="1.0" encoding="utf-8"?>
+<b:Sources xmlns:b="http://schemas.openxmlformats.org/officeDocument/2006/bibliography" xmlns="http://schemas.openxmlformats.org/officeDocument/2006/bibliography" SelectedStyle="\APASixthEditionOfficeOnline.xsl" StyleName="APA" Version="6"/>
+</file>
+
+<file path=customXml/itemProps1.xml><?xml version="1.0" encoding="utf-8"?>
+<ds:datastoreItem xmlns:ds="http://schemas.openxmlformats.org/officeDocument/2006/customXml" ds:itemID="{9A41C4D9-FCF9-4392-A7D8-76787433292C}">
+  <ds:schemaRefs>
+    <ds:schemaRef ds:uri="http://schemas.openxmlformats.org/officeDocument/2006/bibliography"/>
+  </ds:schemaRefs>
+</ds:datastoreItem>
 </file>